--- a/Coding 2 - year/Unit 2 - Object-Oriented Programming/Daily Lesson Plans/Word/Day 30.docx
+++ b/Coding 2 - year/Unit 2 - Object-Oriented Programming/Daily Lesson Plans/Word/Day 30.docx
@@ -50,12 +50,15 @@
               </w:rPr>
               <w:t xml:space="preserve">Coding II — Full Year</w:t>
             </w:r>
-          </w:p>
-          <w:p>
-            <w:pPr>
-              <w:spacing w:before="40"/>
-              <w:jc w:val="center"/>
-            </w:pPr>
+            <w:r>
+              <w:rPr>
+                <w:rFonts w:ascii="Arial" w:cs="Arial" w:eastAsia="Arial" w:hAnsi="Arial"/>
+                <w:sz w:val="16"/>
+                <w:szCs w:val="16"/>
+              </w:rPr>
+              <w:br/>
+              <w:t xml:space="preserve"/>
+            </w:r>
             <w:r>
               <w:rPr>
                 <w:rFonts w:ascii="Arial" w:cs="Arial" w:eastAsia="Arial" w:hAnsi="Arial"/>
@@ -83,7 +86,7 @@
           <w:rFonts w:ascii="Arial" w:cs="Arial" w:eastAsia="Arial" w:hAnsi="Arial"/>
           <w:b/>
           <w:bCs/>
-          <w:color w:val="0D3B1F"/>
+          <w:color w:val="1B7A4A"/>
           <w:sz w:val="32"/>
           <w:szCs w:val="32"/>
         </w:rPr>
@@ -261,9 +264,9 @@
               <w:right w:val="single" w:color="CCCCCC" w:sz="1"/>
             </w:tcBorders>
             <w:tcMar>
-              <w:top w:type="dxa" w:w="60"/>
+              <w:top w:type="dxa" w:w="80"/>
               <w:left w:type="dxa" w:w="120"/>
-              <w:bottom w:type="dxa" w:w="60"/>
+              <w:bottom w:type="dxa" w:w="80"/>
               <w:right w:type="dxa" w:w="120"/>
             </w:tcMar>
           </w:tcPr>
@@ -290,20 +293,147 @@
               <w:right w:val="single" w:color="CCCCCC" w:sz="1"/>
             </w:tcBorders>
             <w:tcMar>
-              <w:top w:type="dxa" w:w="60"/>
+              <w:top w:type="dxa" w:w="80"/>
               <w:left w:type="dxa" w:w="120"/>
-              <w:bottom w:type="dxa" w:w="60"/>
+              <w:bottom w:type="dxa" w:w="80"/>
               <w:right w:type="dxa" w:w="120"/>
             </w:tcMar>
           </w:tcPr>
           <w:p>
-            <w:r>
-              <w:rPr>
-                <w:rFonts w:ascii="Arial" w:cs="Arial" w:eastAsia="Arial" w:hAnsi="Arial"/>
-                <w:sz w:val="20"/>
-                <w:szCs w:val="20"/>
+            <w:pPr>
+              <w:spacing w:after="80" w:before="80"/>
+            </w:pPr>
+            <w:r>
+              <w:rPr>
+                <w:rFonts w:ascii="Arial" w:cs="Arial" w:eastAsia="Arial" w:hAnsi="Arial"/>
+                <w:b/>
+                <w:bCs/>
+                <w:i w:val="false"/>
+                <w:iCs w:val="false"/>
+                <w:color w:val="000000"/>
+                <w:sz w:val="22"/>
+                <w:szCs w:val="22"/>
               </w:rPr>
               <w:t xml:space="preserve">Bell Ringer / Review</w:t>
+            </w:r>
+            <w:r>
+              <w:rPr>
+                <w:rFonts w:ascii="Arial" w:cs="Arial" w:eastAsia="Arial" w:hAnsi="Arial"/>
+                <w:sz w:val="20"/>
+                <w:szCs w:val="20"/>
+              </w:rPr>
+              <w:br/>
+              <w:t xml:space="preserve"/>
+            </w:r>
+            <w:r>
+              <w:rPr>
+                <w:rFonts w:ascii="Arial" w:cs="Arial" w:eastAsia="Arial" w:hAnsi="Arial"/>
+                <w:sz w:val="20"/>
+                <w:szCs w:val="20"/>
+              </w:rPr>
+              <w:br/>
+              <w:t xml:space="preserve"/>
+            </w:r>
+            <w:r>
+              <w:rPr>
+                <w:rFonts w:ascii="Arial" w:cs="Arial" w:eastAsia="Arial" w:hAnsi="Arial"/>
+                <w:b/>
+                <w:bCs/>
+                <w:i w:val="false"/>
+                <w:iCs w:val="false"/>
+                <w:color w:val="000000"/>
+                <w:sz w:val="20"/>
+                <w:szCs w:val="20"/>
+              </w:rPr>
+              <w:t xml:space="preserve">Quick Write </w:t>
+            </w:r>
+            <w:r>
+              <w:rPr>
+                <w:rFonts w:ascii="Arial" w:cs="Arial" w:eastAsia="Arial" w:hAnsi="Arial"/>
+                <w:b w:val="false"/>
+                <w:bCs w:val="false"/>
+                <w:i w:val="false"/>
+                <w:iCs w:val="false"/>
+                <w:color w:val="000000"/>
+                <w:sz w:val="20"/>
+                <w:szCs w:val="20"/>
+              </w:rPr>
+              <w:t xml:space="preserve">(3 min — written or verbal):</w:t>
+            </w:r>
+            <w:r>
+              <w:rPr>
+                <w:rFonts w:ascii="Arial" w:cs="Arial" w:eastAsia="Arial" w:hAnsi="Arial"/>
+                <w:sz w:val="20"/>
+                <w:szCs w:val="20"/>
+              </w:rPr>
+              <w:br/>
+              <w:t xml:space="preserve"/>
+            </w:r>
+            <w:r>
+              <w:rPr>
+                <w:rFonts w:ascii="Arial" w:cs="Arial" w:eastAsia="Arial" w:hAnsi="Arial"/>
+                <w:b w:val="false"/>
+                <w:bCs w:val="false"/>
+                <w:i w:val="false"/>
+                <w:iCs w:val="false"/>
+                <w:color w:val="000000"/>
+                <w:sz w:val="20"/>
+                <w:szCs w:val="20"/>
+              </w:rPr>
+              <w:t xml:space="preserve">    In your own words: Demonstrate mastery of object-oriented programming concepts including classes, inheritance, polymorphism, encapsulation, and special methods?</w:t>
+            </w:r>
+            <w:r>
+              <w:rPr>
+                <w:rFonts w:ascii="Arial" w:cs="Arial" w:eastAsia="Arial" w:hAnsi="Arial"/>
+                <w:sz w:val="20"/>
+                <w:szCs w:val="20"/>
+              </w:rPr>
+              <w:br/>
+              <w:t xml:space="preserve"/>
+            </w:r>
+            <w:r>
+              <w:rPr>
+                <w:rFonts w:ascii="Arial" w:cs="Arial" w:eastAsia="Arial" w:hAnsi="Arial"/>
+                <w:sz w:val="20"/>
+                <w:szCs w:val="20"/>
+              </w:rPr>
+              <w:br/>
+              <w:t xml:space="preserve"/>
+            </w:r>
+            <w:r>
+              <w:rPr>
+                <w:rFonts w:ascii="Arial" w:cs="Arial" w:eastAsia="Arial" w:hAnsi="Arial"/>
+                <w:b w:val="false"/>
+                <w:bCs w:val="false"/>
+                <w:i/>
+                <w:iCs/>
+                <w:color w:val="444444"/>
+                <w:sz w:val="20"/>
+                <w:szCs w:val="20"/>
+              </w:rPr>
+              <w:t xml:space="preserve">Today's Goal: By the end of class you will be able to demonstrate mastery of object-oriented programming concepts including classes, inheritance, polymorphism, encapsulation, and special methods.</w:t>
+            </w:r>
+            <w:r>
+              <w:rPr>
+                <w:rFonts w:ascii="Arial" w:cs="Arial" w:eastAsia="Arial" w:hAnsi="Arial"/>
+                <w:sz w:val="20"/>
+                <w:szCs w:val="20"/>
+              </w:rPr>
+              <w:br/>
+              <w:t xml:space="preserve"/>
+            </w:r>
+            <w:r>
+              <w:rPr>
+                <w:rFonts w:ascii="Arial" w:cs="Arial" w:eastAsia="Arial" w:hAnsi="Arial"/>
+                <w:b w:val="false"/>
+                <w:bCs w:val="false"/>
+                <w:i/>
+                <w:iCs/>
+                <w:color w:val="555555"/>
+                <w:sz w:val="20"/>
+                <w:szCs w:val="20"/>
+              </w:rPr>
+              <w:t xml:space="preserve">→ Pair-share your response, then 2–3 students share with the class.</w:t>
             </w:r>
           </w:p>
         </w:tc>
@@ -319,9 +449,9 @@
               <w:right w:val="single" w:color="CCCCCC" w:sz="1"/>
             </w:tcBorders>
             <w:tcMar>
-              <w:top w:type="dxa" w:w="60"/>
+              <w:top w:type="dxa" w:w="80"/>
               <w:left w:type="dxa" w:w="120"/>
-              <w:bottom w:type="dxa" w:w="60"/>
+              <w:bottom w:type="dxa" w:w="80"/>
               <w:right w:type="dxa" w:w="120"/>
             </w:tcMar>
           </w:tcPr>
@@ -348,20 +478,164 @@
               <w:right w:val="single" w:color="CCCCCC" w:sz="1"/>
             </w:tcBorders>
             <w:tcMar>
-              <w:top w:type="dxa" w:w="60"/>
+              <w:top w:type="dxa" w:w="80"/>
               <w:left w:type="dxa" w:w="120"/>
-              <w:bottom w:type="dxa" w:w="60"/>
+              <w:bottom w:type="dxa" w:w="80"/>
               <w:right w:type="dxa" w:w="120"/>
             </w:tcMar>
           </w:tcPr>
           <w:p>
-            <w:r>
-              <w:rPr>
-                <w:rFonts w:ascii="Arial" w:cs="Arial" w:eastAsia="Arial" w:hAnsi="Arial"/>
-                <w:sz w:val="20"/>
-                <w:szCs w:val="20"/>
-              </w:rPr>
-              <w:t xml:space="preserve">Mini Lesson: Unit 2 Assessment — Object-Oriented Programming</w:t>
+            <w:pPr>
+              <w:spacing w:after="80" w:before="80"/>
+            </w:pPr>
+            <w:r>
+              <w:rPr>
+                <w:rFonts w:ascii="Arial" w:cs="Arial" w:eastAsia="Arial" w:hAnsi="Arial"/>
+                <w:b/>
+                <w:bCs/>
+                <w:i w:val="false"/>
+                <w:iCs w:val="false"/>
+                <w:color w:val="000000"/>
+                <w:sz w:val="22"/>
+                <w:szCs w:val="22"/>
+              </w:rPr>
+              <w:t xml:space="preserve">Mini Lesson: </w:t>
+            </w:r>
+            <w:r>
+              <w:rPr>
+                <w:rFonts w:ascii="Arial" w:cs="Arial" w:eastAsia="Arial" w:hAnsi="Arial"/>
+                <w:b w:val="false"/>
+                <w:bCs w:val="false"/>
+                <w:i w:val="false"/>
+                <w:iCs w:val="false"/>
+                <w:color w:val="000000"/>
+                <w:sz w:val="22"/>
+                <w:szCs w:val="22"/>
+              </w:rPr>
+              <w:t xml:space="preserve">Unit 2 Assessment — Object-Oriented Programming</w:t>
+            </w:r>
+            <w:r>
+              <w:rPr>
+                <w:rFonts w:ascii="Arial" w:cs="Arial" w:eastAsia="Arial" w:hAnsi="Arial"/>
+                <w:sz w:val="20"/>
+                <w:szCs w:val="20"/>
+              </w:rPr>
+              <w:br/>
+              <w:t xml:space="preserve"/>
+            </w:r>
+            <w:r>
+              <w:rPr>
+                <w:rFonts w:ascii="Arial" w:cs="Arial" w:eastAsia="Arial" w:hAnsi="Arial"/>
+                <w:sz w:val="20"/>
+                <w:szCs w:val="20"/>
+              </w:rPr>
+              <w:br/>
+              <w:t xml:space="preserve"/>
+            </w:r>
+            <w:r>
+              <w:rPr>
+                <w:rFonts w:ascii="Arial" w:cs="Arial" w:eastAsia="Arial" w:hAnsi="Arial"/>
+                <w:b/>
+                <w:bCs/>
+                <w:i/>
+                <w:iCs/>
+                <w:color w:val="000000"/>
+                <w:sz w:val="20"/>
+                <w:szCs w:val="20"/>
+              </w:rPr>
+              <w:t xml:space="preserve">Learning Target: </w:t>
+            </w:r>
+            <w:r>
+              <w:rPr>
+                <w:rFonts w:ascii="Arial" w:cs="Arial" w:eastAsia="Arial" w:hAnsi="Arial"/>
+                <w:b w:val="false"/>
+                <w:bCs w:val="false"/>
+                <w:i/>
+                <w:iCs/>
+                <w:color w:val="333333"/>
+                <w:sz w:val="20"/>
+                <w:szCs w:val="20"/>
+              </w:rPr>
+              <w:t xml:space="preserve">I can demonstrate mastery of object-oriented programming concepts including classes, inheritance, polymorphism, encapsulation, and special methods.</w:t>
+            </w:r>
+            <w:r>
+              <w:rPr>
+                <w:rFonts w:ascii="Arial" w:cs="Arial" w:eastAsia="Arial" w:hAnsi="Arial"/>
+                <w:sz w:val="20"/>
+                <w:szCs w:val="20"/>
+              </w:rPr>
+              <w:br/>
+              <w:t xml:space="preserve"/>
+            </w:r>
+            <w:r>
+              <w:rPr>
+                <w:rFonts w:ascii="Arial" w:cs="Arial" w:eastAsia="Arial" w:hAnsi="Arial"/>
+                <w:sz w:val="20"/>
+                <w:szCs w:val="20"/>
+              </w:rPr>
+              <w:br/>
+              <w:t xml:space="preserve"/>
+            </w:r>
+            <w:r>
+              <w:rPr>
+                <w:rFonts w:ascii="Arial" w:cs="Arial" w:eastAsia="Arial" w:hAnsi="Arial"/>
+                <w:b/>
+                <w:bCs/>
+                <w:i/>
+                <w:iCs/>
+                <w:color w:val="555555"/>
+                <w:sz w:val="20"/>
+                <w:szCs w:val="20"/>
+              </w:rPr>
+              <w:t xml:space="preserve">→ Live Demo — </w:t>
+            </w:r>
+            <w:r>
+              <w:rPr>
+                <w:rFonts w:ascii="Arial" w:cs="Arial" w:eastAsia="Arial" w:hAnsi="Arial"/>
+                <w:b w:val="false"/>
+                <w:bCs w:val="false"/>
+                <w:i/>
+                <w:iCs/>
+                <w:color w:val="555555"/>
+                <w:sz w:val="20"/>
+                <w:szCs w:val="20"/>
+              </w:rPr>
+              <w:t xml:space="preserve">type examples as students follow along in their own editor.</w:t>
+            </w:r>
+            <w:r>
+              <w:rPr>
+                <w:rFonts w:ascii="Arial" w:cs="Arial" w:eastAsia="Arial" w:hAnsi="Arial"/>
+                <w:sz w:val="20"/>
+                <w:szCs w:val="20"/>
+              </w:rPr>
+              <w:br/>
+              <w:t xml:space="preserve"/>
+            </w:r>
+            <w:r>
+              <w:rPr>
+                <w:rFonts w:ascii="Arial" w:cs="Arial" w:eastAsia="Arial" w:hAnsi="Arial"/>
+                <w:b/>
+                <w:bCs/>
+                <w:i/>
+                <w:iCs/>
+                <w:color w:val="555555"/>
+                <w:sz w:val="20"/>
+                <w:szCs w:val="20"/>
+              </w:rPr>
+              <w:t xml:space="preserve">→ Check for Understanding: </w:t>
+            </w:r>
+            <w:r>
+              <w:rPr>
+                <w:rFonts w:ascii="Arial" w:cs="Arial" w:eastAsia="Arial" w:hAnsi="Arial"/>
+                <w:b w:val="false"/>
+                <w:bCs w:val="false"/>
+                <w:i/>
+                <w:iCs/>
+                <w:color w:val="555555"/>
+                <w:sz w:val="20"/>
+                <w:szCs w:val="20"/>
+              </w:rPr>
+              <w:t xml:space="preserve">pause and cold-call: “Can someone explain what we just did in their own words?”</w:t>
             </w:r>
           </w:p>
         </w:tc>
@@ -377,9 +651,9 @@
               <w:right w:val="single" w:color="CCCCCC" w:sz="1"/>
             </w:tcBorders>
             <w:tcMar>
-              <w:top w:type="dxa" w:w="60"/>
+              <w:top w:type="dxa" w:w="80"/>
               <w:left w:type="dxa" w:w="120"/>
-              <w:bottom w:type="dxa" w:w="60"/>
+              <w:bottom w:type="dxa" w:w="80"/>
               <w:right w:type="dxa" w:w="120"/>
             </w:tcMar>
           </w:tcPr>
@@ -392,7 +666,7 @@
                 <w:sz w:val="20"/>
                 <w:szCs w:val="20"/>
               </w:rPr>
-              <w:t xml:space="preserve">15-20 min</w:t>
+              <w:t xml:space="preserve">15–20 min</w:t>
             </w:r>
           </w:p>
         </w:tc>
@@ -406,20 +680,81 @@
               <w:right w:val="single" w:color="CCCCCC" w:sz="1"/>
             </w:tcBorders>
             <w:tcMar>
-              <w:top w:type="dxa" w:w="60"/>
+              <w:top w:type="dxa" w:w="80"/>
               <w:left w:type="dxa" w:w="120"/>
-              <w:bottom w:type="dxa" w:w="60"/>
+              <w:bottom w:type="dxa" w:w="80"/>
               <w:right w:type="dxa" w:w="120"/>
             </w:tcMar>
           </w:tcPr>
           <w:p>
-            <w:r>
-              <w:rPr>
-                <w:rFonts w:ascii="Arial" w:cs="Arial" w:eastAsia="Arial" w:hAnsi="Arial"/>
-                <w:sz w:val="20"/>
-                <w:szCs w:val="20"/>
+            <w:pPr>
+              <w:spacing w:after="80" w:before="80"/>
+            </w:pPr>
+            <w:r>
+              <w:rPr>
+                <w:rFonts w:ascii="Arial" w:cs="Arial" w:eastAsia="Arial" w:hAnsi="Arial"/>
+                <w:b/>
+                <w:bCs/>
+                <w:i w:val="false"/>
+                <w:iCs w:val="false"/>
+                <w:color w:val="000000"/>
+                <w:sz w:val="22"/>
+                <w:szCs w:val="22"/>
               </w:rPr>
               <w:t xml:space="preserve">Independent Practice / Code Along</w:t>
+            </w:r>
+            <w:r>
+              <w:rPr>
+                <w:rFonts w:ascii="Arial" w:cs="Arial" w:eastAsia="Arial" w:hAnsi="Arial"/>
+                <w:sz w:val="20"/>
+                <w:szCs w:val="20"/>
+              </w:rPr>
+              <w:br/>
+              <w:t xml:space="preserve"/>
+            </w:r>
+            <w:r>
+              <w:rPr>
+                <w:rFonts w:ascii="Arial" w:cs="Arial" w:eastAsia="Arial" w:hAnsi="Arial"/>
+                <w:b w:val="false"/>
+                <w:bCs w:val="false"/>
+                <w:i w:val="false"/>
+                <w:iCs w:val="false"/>
+                <w:color w:val="000000"/>
+                <w:sz w:val="20"/>
+                <w:szCs w:val="20"/>
+              </w:rPr>
+              <w:t xml:space="preserve">    Work through problems from the day's exercise set.</w:t>
+            </w:r>
+            <w:r>
+              <w:rPr>
+                <w:rFonts w:ascii="Arial" w:cs="Arial" w:eastAsia="Arial" w:hAnsi="Arial"/>
+                <w:sz w:val="20"/>
+                <w:szCs w:val="20"/>
+              </w:rPr>
+              <w:br/>
+              <w:t xml:space="preserve"/>
+            </w:r>
+            <w:r>
+              <w:rPr>
+                <w:rFonts w:ascii="Arial" w:cs="Arial" w:eastAsia="Arial" w:hAnsi="Arial"/>
+                <w:sz w:val="20"/>
+                <w:szCs w:val="20"/>
+              </w:rPr>
+              <w:br/>
+              <w:t xml:space="preserve"/>
+            </w:r>
+            <w:r>
+              <w:rPr>
+                <w:rFonts w:ascii="Arial" w:cs="Arial" w:eastAsia="Arial" w:hAnsi="Arial"/>
+                <w:b w:val="false"/>
+                <w:bCs w:val="false"/>
+                <w:i/>
+                <w:iCs/>
+                <w:color w:val="555555"/>
+                <w:sz w:val="20"/>
+                <w:szCs w:val="20"/>
+              </w:rPr>
+              <w:t xml:space="preserve">→ Teacher circulates — offer hints, check for understanding.</w:t>
             </w:r>
           </w:p>
         </w:tc>
@@ -435,9 +770,9 @@
               <w:right w:val="single" w:color="CCCCCC" w:sz="1"/>
             </w:tcBorders>
             <w:tcMar>
-              <w:top w:type="dxa" w:w="60"/>
+              <w:top w:type="dxa" w:w="80"/>
               <w:left w:type="dxa" w:w="120"/>
-              <w:bottom w:type="dxa" w:w="60"/>
+              <w:bottom w:type="dxa" w:w="80"/>
               <w:right w:type="dxa" w:w="120"/>
             </w:tcMar>
           </w:tcPr>
@@ -464,20 +799,90 @@
               <w:right w:val="single" w:color="CCCCCC" w:sz="1"/>
             </w:tcBorders>
             <w:tcMar>
-              <w:top w:type="dxa" w:w="60"/>
+              <w:top w:type="dxa" w:w="80"/>
               <w:left w:type="dxa" w:w="120"/>
-              <w:bottom w:type="dxa" w:w="60"/>
+              <w:bottom w:type="dxa" w:w="80"/>
               <w:right w:type="dxa" w:w="120"/>
             </w:tcMar>
           </w:tcPr>
           <w:p>
-            <w:r>
-              <w:rPr>
-                <w:rFonts w:ascii="Arial" w:cs="Arial" w:eastAsia="Arial" w:hAnsi="Arial"/>
-                <w:sz w:val="20"/>
-                <w:szCs w:val="20"/>
+            <w:pPr>
+              <w:spacing w:after="80" w:before="80"/>
+            </w:pPr>
+            <w:r>
+              <w:rPr>
+                <w:rFonts w:ascii="Arial" w:cs="Arial" w:eastAsia="Arial" w:hAnsi="Arial"/>
+                <w:b/>
+                <w:bCs/>
+                <w:i w:val="false"/>
+                <w:iCs w:val="false"/>
+                <w:color w:val="000000"/>
+                <w:sz w:val="22"/>
+                <w:szCs w:val="22"/>
               </w:rPr>
               <w:t xml:space="preserve">Exit Ticket / Wrap-Up</w:t>
+            </w:r>
+            <w:r>
+              <w:rPr>
+                <w:rFonts w:ascii="Arial" w:cs="Arial" w:eastAsia="Arial" w:hAnsi="Arial"/>
+                <w:sz w:val="20"/>
+                <w:szCs w:val="20"/>
+              </w:rPr>
+              <w:br/>
+              <w:t xml:space="preserve"/>
+            </w:r>
+            <w:r>
+              <w:rPr>
+                <w:rFonts w:ascii="Arial" w:cs="Arial" w:eastAsia="Arial" w:hAnsi="Arial"/>
+                <w:sz w:val="20"/>
+                <w:szCs w:val="20"/>
+              </w:rPr>
+              <w:br/>
+              <w:t xml:space="preserve"/>
+            </w:r>
+            <w:r>
+              <w:rPr>
+                <w:rFonts w:ascii="Arial" w:cs="Arial" w:eastAsia="Arial" w:hAnsi="Arial"/>
+                <w:b w:val="false"/>
+                <w:bCs w:val="false"/>
+                <w:i w:val="false"/>
+                <w:iCs w:val="false"/>
+                <w:color w:val="000000"/>
+                <w:sz w:val="20"/>
+                <w:szCs w:val="20"/>
+              </w:rPr>
+              <w:t xml:space="preserve">Quick Check: Demonstrate mastery of object-oriented programming concepts including classes, inheritance, polymorphism, encapsulation, and special methods?</w:t>
+            </w:r>
+            <w:r>
+              <w:rPr>
+                <w:rFonts w:ascii="Arial" w:cs="Arial" w:eastAsia="Arial" w:hAnsi="Arial"/>
+                <w:sz w:val="20"/>
+                <w:szCs w:val="20"/>
+              </w:rPr>
+              <w:br/>
+              <w:t xml:space="preserve"/>
+            </w:r>
+            <w:r>
+              <w:rPr>
+                <w:rFonts w:ascii="Arial" w:cs="Arial" w:eastAsia="Arial" w:hAnsi="Arial"/>
+                <w:sz w:val="20"/>
+                <w:szCs w:val="20"/>
+              </w:rPr>
+              <w:br/>
+              <w:t xml:space="preserve"/>
+            </w:r>
+            <w:r>
+              <w:rPr>
+                <w:rFonts w:ascii="Arial" w:cs="Arial" w:eastAsia="Arial" w:hAnsi="Arial"/>
+                <w:b w:val="false"/>
+                <w:bCs w:val="false"/>
+                <w:i/>
+                <w:iCs/>
+                <w:color w:val="555555"/>
+                <w:sz w:val="20"/>
+                <w:szCs w:val="20"/>
+              </w:rPr>
+              <w:t xml:space="preserve">→ 3–2–1: Name 3 things learned, 2 new vocab words, 1 question you still have.</w:t>
             </w:r>
           </w:p>
         </w:tc>
@@ -1412,19 +1817,6 @@
                 <w:sz w:val="18"/>
                 <w:szCs w:val="18"/>
               </w:rPr>
-              <w:t xml:space="preserve"># Starter code</w:t>
-            </w:r>
-          </w:p>
-          <w:p>
-            <w:pPr>
-              <w:spacing w:after="20"/>
-            </w:pPr>
-            <w:r>
-              <w:rPr>
-                <w:rFonts w:ascii="Courier New" w:cs="Courier New" w:eastAsia="Courier New" w:hAnsi="Courier New"/>
-                <w:sz w:val="18"/>
-                <w:szCs w:val="18"/>
-              </w:rPr>
               <w:t xml:space="preserve">class Student:</w:t>
             </w:r>
           </w:p>
@@ -1505,19 +1897,6 @@
                 <w:sz w:val="18"/>
                 <w:szCs w:val="18"/>
               </w:rPr>
-              <w:t xml:space="preserve"># Test your class with:</w:t>
-            </w:r>
-          </w:p>
-          <w:p>
-            <w:pPr>
-              <w:spacing w:after="20"/>
-            </w:pPr>
-            <w:r>
-              <w:rPr>
-                <w:rFonts w:ascii="Courier New" w:cs="Courier New" w:eastAsia="Courier New" w:hAnsi="Courier New"/>
-                <w:sz w:val="18"/>
-                <w:szCs w:val="18"/>
-              </w:rPr>
               <w:t xml:space="preserve">f1 = Fraction(1, 2)</w:t>
             </w:r>
           </w:p>
@@ -1877,19 +2256,6 @@
                 <w:sz w:val="18"/>
                 <w:szCs w:val="18"/>
               </w:rPr>
-              <w:t xml:space="preserve"># Problem 18</w:t>
-            </w:r>
-          </w:p>
-          <w:p>
-            <w:pPr>
-              <w:spacing w:after="20"/>
-            </w:pPr>
-            <w:r>
-              <w:rPr>
-                <w:rFonts w:ascii="Courier New" w:cs="Courier New" w:eastAsia="Courier New" w:hAnsi="Courier New"/>
-                <w:sz w:val="18"/>
-                <w:szCs w:val="18"/>
-              </w:rPr>
               <w:t xml:space="preserve">import math</w:t>
             </w:r>
           </w:p>
@@ -2254,7 +2620,7 @@
                 <w:sz w:val="18"/>
                 <w:szCs w:val="18"/>
               </w:rPr>
-              <w:t xml:space="preserve"># Problem 19</w:t>
+              <w:t xml:space="preserve"> </w:t>
             </w:r>
           </w:p>
           <w:p>
@@ -2787,7 +3153,7 @@
                 <w:sz w:val="18"/>
                 <w:szCs w:val="18"/>
               </w:rPr>
-              <w:t xml:space="preserve"># Problem 20</w:t>
+              <w:t xml:space="preserve"> </w:t>
             </w:r>
           </w:p>
           <w:p>

--- a/Coding 2 - year/Unit 2 - Object-Oriented Programming/Daily Lesson Plans/Word/Day 30.docx
+++ b/Coding 2 - year/Unit 2 - Object-Oriented Programming/Daily Lesson Plans/Word/Day 30.docx
@@ -380,7 +380,7 @@
                 <w:sz w:val="20"/>
                 <w:szCs w:val="20"/>
               </w:rPr>
-              <w:t xml:space="preserve">    In your own words: Demonstrate mastery of object-oriented programming concepts including classes, inheritance, polymorphism, encapsulation, and special methods?</w:t>
+              <w:t xml:space="preserve">    What do you think are the most important parts of Unit 2 Assessment — Object-Oriented Programming to demonstrate well? Why?</w:t>
             </w:r>
             <w:r>
               <w:rPr>
@@ -411,7 +411,7 @@
                 <w:sz w:val="20"/>
                 <w:szCs w:val="20"/>
               </w:rPr>
-              <w:t xml:space="preserve">Today's Goal: By the end of class you will be able to demonstrate mastery of object-oriented programming concepts including classes, inheritance, polymorphism, encapsulation, and special methods.</w:t>
+              <w:t xml:space="preserve">Today’s Goal: By the end of class you will be able to demonstrate mastery of object-oriented programming concepts including classes, inheritance, polymorphism, encapsulation, and special methods.</w:t>
             </w:r>
             <w:r>
               <w:rPr>
@@ -851,7 +851,7 @@
                 <w:sz w:val="20"/>
                 <w:szCs w:val="20"/>
               </w:rPr>
-              <w:t xml:space="preserve">Quick Check: Demonstrate mastery of object-oriented programming concepts including classes, inheritance, polymorphism, encapsulation, and special methods?</w:t>
+              <w:t xml:space="preserve">If you had to teach Unit 2 Assessment — Object-Oriented Programming to a classmate, what's the #1 thing you'd make sure they understand?</w:t>
             </w:r>
             <w:r>
               <w:rPr>

--- a/Coding 2 - year/Unit 2 - Object-Oriented Programming/Daily Lesson Plans/Word/Day 30.docx
+++ b/Coding 2 - year/Unit 2 - Object-Oriented Programming/Daily Lesson Plans/Word/Day 30.docx
@@ -403,6 +403,72 @@
             <w:r>
               <w:rPr>
                 <w:rFonts w:ascii="Arial" w:cs="Arial" w:eastAsia="Arial" w:hAnsi="Arial"/>
+                <w:b/>
+                <w:bCs/>
+                <w:i w:val="false"/>
+                <w:iCs w:val="false"/>
+                <w:color w:val="000000"/>
+                <w:sz w:val="20"/>
+                <w:szCs w:val="20"/>
+              </w:rPr>
+              <w:t xml:space="preserve">Vocabulary Preview — </w:t>
+            </w:r>
+            <w:r>
+              <w:rPr>
+                <w:rFonts w:ascii="Arial" w:cs="Arial" w:eastAsia="Arial" w:hAnsi="Arial"/>
+                <w:b w:val="false"/>
+                <w:bCs w:val="false"/>
+                <w:i w:val="false"/>
+                <w:iCs w:val="false"/>
+                <w:color w:val="000000"/>
+                <w:sz w:val="20"/>
+                <w:szCs w:val="20"/>
+              </w:rPr>
+              <w:t xml:space="preserve">terms we'll use today:</w:t>
+            </w:r>
+            <w:r>
+              <w:rPr>
+                <w:rFonts w:ascii="Arial" w:cs="Arial" w:eastAsia="Arial" w:hAnsi="Arial"/>
+                <w:sz w:val="20"/>
+                <w:szCs w:val="20"/>
+              </w:rPr>
+              <w:br/>
+              <w:t xml:space="preserve"/>
+            </w:r>
+            <w:r>
+              <w:rPr>
+                <w:rFonts w:ascii="Arial" w:cs="Arial" w:eastAsia="Arial" w:hAnsi="Arial"/>
+                <w:b w:val="false"/>
+                <w:bCs w:val="false"/>
+                <w:i w:val="false"/>
+                <w:iCs w:val="false"/>
+                <w:color w:val="000000"/>
+                <w:sz w:val="20"/>
+                <w:szCs w:val="20"/>
+              </w:rPr>
+              <w:t xml:space="preserve">    • Format   •   Time   •   Total Points   •   10.   •   11.   •   12.</w:t>
+            </w:r>
+            <w:r>
+              <w:rPr>
+                <w:rFonts w:ascii="Arial" w:cs="Arial" w:eastAsia="Arial" w:hAnsi="Arial"/>
+                <w:sz w:val="20"/>
+                <w:szCs w:val="20"/>
+              </w:rPr>
+              <w:br/>
+              <w:t xml:space="preserve"/>
+            </w:r>
+            <w:r>
+              <w:rPr>
+                <w:rFonts w:ascii="Arial" w:cs="Arial" w:eastAsia="Arial" w:hAnsi="Arial"/>
+                <w:sz w:val="20"/>
+                <w:szCs w:val="20"/>
+              </w:rPr>
+              <w:br/>
+              <w:t xml:space="preserve"/>
+            </w:r>
+            <w:r>
+              <w:rPr>
+                <w:rFonts w:ascii="Arial" w:cs="Arial" w:eastAsia="Arial" w:hAnsi="Arial"/>
                 <w:b w:val="false"/>
                 <w:bCs w:val="false"/>
                 <w:i/>
@@ -579,6 +645,310 @@
             <w:r>
               <w:rPr>
                 <w:rFonts w:ascii="Arial" w:cs="Arial" w:eastAsia="Arial" w:hAnsi="Arial"/>
+                <w:b w:val="false"/>
+                <w:bCs w:val="false"/>
+                <w:i w:val="false"/>
+                <w:iCs w:val="false"/>
+                <w:color w:val="000000"/>
+                <w:sz w:val="20"/>
+                <w:szCs w:val="20"/>
+              </w:rPr>
+              <w:t xml:space="preserve">Format: Written assessment (paper or digital)</w:t>
+            </w:r>
+            <w:r>
+              <w:rPr>
+                <w:rFonts w:ascii="Arial" w:cs="Arial" w:eastAsia="Arial" w:hAnsi="Arial"/>
+                <w:sz w:val="20"/>
+                <w:szCs w:val="20"/>
+              </w:rPr>
+              <w:br/>
+              <w:t xml:space="preserve"/>
+            </w:r>
+            <w:r>
+              <w:rPr>
+                <w:rFonts w:ascii="Arial" w:cs="Arial" w:eastAsia="Arial" w:hAnsi="Arial"/>
+                <w:b w:val="false"/>
+                <w:bCs w:val="false"/>
+                <w:i w:val="false"/>
+                <w:iCs w:val="false"/>
+                <w:color w:val="000000"/>
+                <w:sz w:val="20"/>
+                <w:szCs w:val="20"/>
+              </w:rPr>
+              <w:t xml:space="preserve">| Part 1 | Multiple Choice | 30 pts (3 pts each) |</w:t>
+            </w:r>
+            <w:r>
+              <w:rPr>
+                <w:rFonts w:ascii="Arial" w:cs="Arial" w:eastAsia="Arial" w:hAnsi="Arial"/>
+                <w:sz w:val="20"/>
+                <w:szCs w:val="20"/>
+              </w:rPr>
+              <w:br/>
+              <w:t xml:space="preserve"/>
+            </w:r>
+            <w:r>
+              <w:rPr>
+                <w:rFonts w:ascii="Arial" w:cs="Arial" w:eastAsia="Arial" w:hAnsi="Arial"/>
+                <w:sz w:val="20"/>
+                <w:szCs w:val="20"/>
+              </w:rPr>
+              <w:br/>
+              <w:t xml:space="preserve"/>
+            </w:r>
+            <w:r>
+              <w:rPr>
+                <w:rFonts w:ascii="Arial" w:cs="Arial" w:eastAsia="Arial" w:hAnsi="Arial"/>
+                <w:b/>
+                <w:bCs/>
+                <w:i w:val="false"/>
+                <w:iCs w:val="false"/>
+                <w:color w:val="000000"/>
+                <w:sz w:val="20"/>
+                <w:szCs w:val="20"/>
+              </w:rPr>
+              <w:t xml:space="preserve">Key Concepts:</w:t>
+            </w:r>
+            <w:r>
+              <w:rPr>
+                <w:rFonts w:ascii="Arial" w:cs="Arial" w:eastAsia="Arial" w:hAnsi="Arial"/>
+                <w:sz w:val="20"/>
+                <w:szCs w:val="20"/>
+              </w:rPr>
+              <w:br/>
+              <w:t xml:space="preserve"/>
+            </w:r>
+            <w:r>
+              <w:rPr>
+                <w:rFonts w:ascii="Arial" w:cs="Arial" w:eastAsia="Arial" w:hAnsi="Arial"/>
+                <w:b w:val="false"/>
+                <w:bCs w:val="false"/>
+                <w:i w:val="false"/>
+                <w:iCs w:val="false"/>
+                <w:color w:val="000000"/>
+                <w:sz w:val="20"/>
+                <w:szCs w:val="20"/>
+              </w:rPr>
+              <w:t xml:space="preserve">    • a) object</w:t>
+            </w:r>
+            <w:r>
+              <w:rPr>
+                <w:rFonts w:ascii="Arial" w:cs="Arial" w:eastAsia="Arial" w:hAnsi="Arial"/>
+                <w:sz w:val="20"/>
+                <w:szCs w:val="20"/>
+              </w:rPr>
+              <w:br/>
+              <w:t xml:space="preserve"/>
+            </w:r>
+            <w:r>
+              <w:rPr>
+                <w:rFonts w:ascii="Arial" w:cs="Arial" w:eastAsia="Arial" w:hAnsi="Arial"/>
+                <w:b w:val="false"/>
+                <w:bCs w:val="false"/>
+                <w:i w:val="false"/>
+                <w:iCs w:val="false"/>
+                <w:color w:val="000000"/>
+                <w:sz w:val="20"/>
+                <w:szCs w:val="20"/>
+              </w:rPr>
+              <w:t xml:space="preserve">    • b) class</w:t>
+            </w:r>
+            <w:r>
+              <w:rPr>
+                <w:rFonts w:ascii="Arial" w:cs="Arial" w:eastAsia="Arial" w:hAnsi="Arial"/>
+                <w:sz w:val="20"/>
+                <w:szCs w:val="20"/>
+              </w:rPr>
+              <w:br/>
+              <w:t xml:space="preserve"/>
+            </w:r>
+            <w:r>
+              <w:rPr>
+                <w:rFonts w:ascii="Arial" w:cs="Arial" w:eastAsia="Arial" w:hAnsi="Arial"/>
+                <w:b w:val="false"/>
+                <w:bCs w:val="false"/>
+                <w:i w:val="false"/>
+                <w:iCs w:val="false"/>
+                <w:color w:val="000000"/>
+                <w:sz w:val="20"/>
+                <w:szCs w:val="20"/>
+              </w:rPr>
+              <w:t xml:space="preserve">    • c) def</w:t>
+            </w:r>
+            <w:r>
+              <w:rPr>
+                <w:rFonts w:ascii="Arial" w:cs="Arial" w:eastAsia="Arial" w:hAnsi="Arial"/>
+                <w:sz w:val="20"/>
+                <w:szCs w:val="20"/>
+              </w:rPr>
+              <w:br/>
+              <w:t xml:space="preserve"/>
+            </w:r>
+            <w:r>
+              <w:rPr>
+                <w:rFonts w:ascii="Arial" w:cs="Arial" w:eastAsia="Arial" w:hAnsi="Arial"/>
+                <w:b w:val="false"/>
+                <w:bCs w:val="false"/>
+                <w:i w:val="false"/>
+                <w:iCs w:val="false"/>
+                <w:color w:val="000000"/>
+                <w:sz w:val="20"/>
+                <w:szCs w:val="20"/>
+              </w:rPr>
+              <w:t xml:space="preserve">    • d) new</w:t>
+            </w:r>
+            <w:r>
+              <w:rPr>
+                <w:rFonts w:ascii="Arial" w:cs="Arial" w:eastAsia="Arial" w:hAnsi="Arial"/>
+                <w:sz w:val="20"/>
+                <w:szCs w:val="20"/>
+              </w:rPr>
+              <w:br/>
+              <w:t xml:space="preserve"/>
+            </w:r>
+            <w:r>
+              <w:rPr>
+                <w:rFonts w:ascii="Arial" w:cs="Arial" w:eastAsia="Arial" w:hAnsi="Arial"/>
+                <w:b w:val="false"/>
+                <w:bCs w:val="false"/>
+                <w:i w:val="false"/>
+                <w:iCs w:val="false"/>
+                <w:color w:val="000000"/>
+                <w:sz w:val="20"/>
+                <w:szCs w:val="20"/>
+              </w:rPr>
+              <w:t xml:space="preserve">    • a) The parent class</w:t>
+            </w:r>
+            <w:r>
+              <w:rPr>
+                <w:rFonts w:ascii="Arial" w:cs="Arial" w:eastAsia="Arial" w:hAnsi="Arial"/>
+                <w:sz w:val="20"/>
+                <w:szCs w:val="20"/>
+              </w:rPr>
+              <w:br/>
+              <w:t xml:space="preserve"/>
+            </w:r>
+            <w:r>
+              <w:rPr>
+                <w:rFonts w:ascii="Arial" w:cs="Arial" w:eastAsia="Arial" w:hAnsi="Arial"/>
+                <w:b w:val="false"/>
+                <w:bCs w:val="false"/>
+                <w:i w:val="false"/>
+                <w:iCs w:val="false"/>
+                <w:color w:val="000000"/>
+                <w:sz w:val="20"/>
+                <w:szCs w:val="20"/>
+              </w:rPr>
+              <w:t xml:space="preserve">    • b) The current module</w:t>
+            </w:r>
+            <w:r>
+              <w:rPr>
+                <w:rFonts w:ascii="Arial" w:cs="Arial" w:eastAsia="Arial" w:hAnsi="Arial"/>
+                <w:sz w:val="20"/>
+                <w:szCs w:val="20"/>
+              </w:rPr>
+              <w:br/>
+              <w:t xml:space="preserve"/>
+            </w:r>
+            <w:r>
+              <w:rPr>
+                <w:rFonts w:ascii="Arial" w:cs="Arial" w:eastAsia="Arial" w:hAnsi="Arial"/>
+                <w:b w:val="false"/>
+                <w:bCs w:val="false"/>
+                <w:i w:val="false"/>
+                <w:iCs w:val="false"/>
+                <w:color w:val="000000"/>
+                <w:sz w:val="20"/>
+                <w:szCs w:val="20"/>
+              </w:rPr>
+              <w:t xml:space="preserve">    • c) The current instance of the class</w:t>
+            </w:r>
+            <w:r>
+              <w:rPr>
+                <w:rFonts w:ascii="Arial" w:cs="Arial" w:eastAsia="Arial" w:hAnsi="Arial"/>
+                <w:sz w:val="20"/>
+                <w:szCs w:val="20"/>
+              </w:rPr>
+              <w:br/>
+              <w:t xml:space="preserve"/>
+            </w:r>
+            <w:r>
+              <w:rPr>
+                <w:rFonts w:ascii="Arial" w:cs="Arial" w:eastAsia="Arial" w:hAnsi="Arial"/>
+                <w:b w:val="false"/>
+                <w:bCs w:val="false"/>
+                <w:i w:val="false"/>
+                <w:iCs w:val="false"/>
+                <w:color w:val="000000"/>
+                <w:sz w:val="20"/>
+                <w:szCs w:val="20"/>
+              </w:rPr>
+              <w:t xml:space="preserve">    • d) The class itself</w:t>
+            </w:r>
+            <w:r>
+              <w:rPr>
+                <w:rFonts w:ascii="Arial" w:cs="Arial" w:eastAsia="Arial" w:hAnsi="Arial"/>
+                <w:sz w:val="20"/>
+                <w:szCs w:val="20"/>
+              </w:rPr>
+              <w:br/>
+              <w:t xml:space="preserve"/>
+            </w:r>
+            <w:r>
+              <w:rPr>
+                <w:rFonts w:ascii="Arial" w:cs="Arial" w:eastAsia="Arial" w:hAnsi="Arial"/>
+                <w:sz w:val="20"/>
+                <w:szCs w:val="20"/>
+              </w:rPr>
+              <w:br/>
+              <w:t xml:space="preserve"/>
+            </w:r>
+            <w:r>
+              <w:rPr>
+                <w:rFonts w:ascii="Arial" w:cs="Arial" w:eastAsia="Arial" w:hAnsi="Arial"/>
+                <w:b/>
+                <w:bCs/>
+                <w:i w:val="false"/>
+                <w:iCs w:val="false"/>
+                <w:color w:val="000000"/>
+                <w:sz w:val="20"/>
+                <w:szCs w:val="20"/>
+              </w:rPr>
+              <w:t xml:space="preserve">Vocabulary: </w:t>
+            </w:r>
+            <w:r>
+              <w:rPr>
+                <w:rFonts w:ascii="Arial" w:cs="Arial" w:eastAsia="Arial" w:hAnsi="Arial"/>
+                <w:b w:val="false"/>
+                <w:bCs w:val="false"/>
+                <w:i w:val="false"/>
+                <w:iCs w:val="false"/>
+                <w:color w:val="000000"/>
+                <w:sz w:val="20"/>
+                <w:szCs w:val="20"/>
+              </w:rPr>
+              <w:t xml:space="preserve">Format, Time, Total Points, 10., 11., 12.</w:t>
+            </w:r>
+            <w:r>
+              <w:rPr>
+                <w:rFonts w:ascii="Arial" w:cs="Arial" w:eastAsia="Arial" w:hAnsi="Arial"/>
+                <w:sz w:val="20"/>
+                <w:szCs w:val="20"/>
+              </w:rPr>
+              <w:br/>
+              <w:t xml:space="preserve"/>
+            </w:r>
+            <w:r>
+              <w:rPr>
+                <w:rFonts w:ascii="Arial" w:cs="Arial" w:eastAsia="Arial" w:hAnsi="Arial"/>
+                <w:sz w:val="20"/>
+                <w:szCs w:val="20"/>
+              </w:rPr>
+              <w:br/>
+              <w:t xml:space="preserve"/>
+            </w:r>
+            <w:r>
+              <w:rPr>
+                <w:rFonts w:ascii="Arial" w:cs="Arial" w:eastAsia="Arial" w:hAnsi="Arial"/>
                 <w:b/>
                 <w:bCs/>
                 <w:i/>
@@ -715,6 +1085,19 @@
             <w:r>
               <w:rPr>
                 <w:rFonts w:ascii="Arial" w:cs="Arial" w:eastAsia="Arial" w:hAnsi="Arial"/>
+                <w:b/>
+                <w:bCs/>
+                <w:i w:val="false"/>
+                <w:iCs w:val="false"/>
+                <w:color w:val="000000"/>
+                <w:sz w:val="20"/>
+                <w:szCs w:val="20"/>
+              </w:rPr>
+              <w:t xml:space="preserve">    Beginner: </w:t>
+            </w:r>
+            <w:r>
+              <w:rPr>
+                <w:rFonts w:ascii="Arial" w:cs="Arial" w:eastAsia="Arial" w:hAnsi="Arial"/>
                 <w:b w:val="false"/>
                 <w:bCs w:val="false"/>
                 <w:i w:val="false"/>
@@ -723,7 +1106,77 @@
                 <w:sz w:val="20"/>
                 <w:szCs w:val="20"/>
               </w:rPr>
-              <w:t xml:space="preserve">    Work through problems from the day's exercise set.</w:t>
+              <w:t xml:space="preserve">18. (10 pts) Create a Student class with:</w:t>
+            </w:r>
+            <w:r>
+              <w:rPr>
+                <w:rFonts w:ascii="Arial" w:cs="Arial" w:eastAsia="Arial" w:hAnsi="Arial"/>
+                <w:sz w:val="20"/>
+                <w:szCs w:val="20"/>
+              </w:rPr>
+              <w:br/>
+              <w:t xml:space="preserve"/>
+            </w:r>
+            <w:r>
+              <w:rPr>
+                <w:rFonts w:ascii="Arial" w:cs="Arial" w:eastAsia="Arial" w:hAnsi="Arial"/>
+                <w:b/>
+                <w:bCs/>
+                <w:i w:val="false"/>
+                <w:iCs w:val="false"/>
+                <w:color w:val="000000"/>
+                <w:sz w:val="20"/>
+                <w:szCs w:val="20"/>
+              </w:rPr>
+              <w:t xml:space="preserve">    Intermediate: </w:t>
+            </w:r>
+            <w:r>
+              <w:rPr>
+                <w:rFonts w:ascii="Arial" w:cs="Arial" w:eastAsia="Arial" w:hAnsi="Arial"/>
+                <w:b w:val="false"/>
+                <w:bCs w:val="false"/>
+                <w:i w:val="false"/>
+                <w:iCs w:val="false"/>
+                <w:color w:val="000000"/>
+                <w:sz w:val="20"/>
+                <w:szCs w:val="20"/>
+              </w:rPr>
+              <w:t xml:space="preserve">Attributes: name, _gpa (private), courses (list)</w:t>
+            </w:r>
+            <w:r>
+              <w:rPr>
+                <w:rFonts w:ascii="Arial" w:cs="Arial" w:eastAsia="Arial" w:hAnsi="Arial"/>
+                <w:sz w:val="20"/>
+                <w:szCs w:val="20"/>
+              </w:rPr>
+              <w:br/>
+              <w:t xml:space="preserve"/>
+            </w:r>
+            <w:r>
+              <w:rPr>
+                <w:rFonts w:ascii="Arial" w:cs="Arial" w:eastAsia="Arial" w:hAnsi="Arial"/>
+                <w:b/>
+                <w:bCs/>
+                <w:i w:val="false"/>
+                <w:iCs w:val="false"/>
+                <w:color w:val="000000"/>
+                <w:sz w:val="20"/>
+                <w:szCs w:val="20"/>
+              </w:rPr>
+              <w:t xml:space="preserve">    Challenge: </w:t>
+            </w:r>
+            <w:r>
+              <w:rPr>
+                <w:rFonts w:ascii="Arial" w:cs="Arial" w:eastAsia="Arial" w:hAnsi="Arial"/>
+                <w:b w:val="false"/>
+                <w:bCs w:val="false"/>
+                <w:i w:val="false"/>
+                <w:iCs w:val="false"/>
+                <w:color w:val="000000"/>
+                <w:sz w:val="20"/>
+                <w:szCs w:val="20"/>
+              </w:rPr>
+              <w:t xml:space="preserve">@property for gpa with a setter that validates (0.0–4.0 only)</w:t>
             </w:r>
             <w:r>
               <w:rPr>
@@ -891,6 +1344,1274 @@
     <w:p>
       <w:pPr>
         <w:spacing w:after="200"/>
+      </w:pPr>
+    </w:p>
+    <w:p>
+      <w:pPr>
+        <w:pBdr>
+          <w:bottom w:val="single" w:color="1B7A4A" w:sz="4" w:space="4"/>
+        </w:pBdr>
+        <w:spacing w:after="100" w:before="120"/>
+      </w:pPr>
+      <w:r>
+        <w:rPr>
+          <w:rFonts w:ascii="Arial" w:cs="Arial" w:eastAsia="Arial" w:hAnsi="Arial"/>
+          <w:b/>
+          <w:bCs/>
+          <w:color w:val="1B7A4A"/>
+          <w:sz w:val="24"/>
+          <w:szCs w:val="24"/>
+        </w:rPr>
+        <w:t xml:space="preserve">Key Concepts</w:t>
+      </w:r>
+    </w:p>
+    <w:p>
+      <w:pPr>
+        <w:spacing w:after="60"/>
+      </w:pPr>
+      <w:r>
+        <w:rPr>
+          <w:rFonts w:ascii="Arial" w:cs="Arial" w:eastAsia="Arial" w:hAnsi="Arial"/>
+          <w:sz w:val="20"/>
+          <w:szCs w:val="20"/>
+        </w:rPr>
+        <w:t xml:space="preserve">Format: Written assessment (paper or digital)</w:t>
+      </w:r>
+    </w:p>
+    <w:p>
+      <w:pPr>
+        <w:spacing w:after="60"/>
+      </w:pPr>
+      <w:r>
+        <w:rPr>
+          <w:rFonts w:ascii="Arial" w:cs="Arial" w:eastAsia="Arial" w:hAnsi="Arial"/>
+          <w:sz w:val="20"/>
+          <w:szCs w:val="20"/>
+        </w:rPr>
+        <w:t xml:space="preserve">Time: 55 minutes</w:t>
+      </w:r>
+    </w:p>
+    <w:p>
+      <w:pPr>
+        <w:spacing w:after="60"/>
+      </w:pPr>
+      <w:r>
+        <w:rPr>
+          <w:rFonts w:ascii="Arial" w:cs="Arial" w:eastAsia="Arial" w:hAnsi="Arial"/>
+          <w:sz w:val="20"/>
+          <w:szCs w:val="20"/>
+        </w:rPr>
+        <w:t xml:space="preserve">Total Points: 100</w:t>
+      </w:r>
+    </w:p>
+    <w:p>
+      <w:pPr>
+        <w:spacing w:after="60"/>
+      </w:pPr>
+      <w:r>
+        <w:rPr>
+          <w:rFonts w:ascii="Arial" w:cs="Arial" w:eastAsia="Arial" w:hAnsi="Arial"/>
+          <w:sz w:val="20"/>
+          <w:szCs w:val="20"/>
+        </w:rPr>
+        <w:t xml:space="preserve">| Part | Topic | Points |</w:t>
+      </w:r>
+    </w:p>
+    <w:p>
+      <w:pPr>
+        <w:spacing w:after="60"/>
+      </w:pPr>
+      <w:r>
+        <w:rPr>
+          <w:rFonts w:ascii="Arial" w:cs="Arial" w:eastAsia="Arial" w:hAnsi="Arial"/>
+          <w:sz w:val="20"/>
+          <w:szCs w:val="20"/>
+        </w:rPr>
+        <w:t xml:space="preserve">||-|--|</w:t>
+      </w:r>
+    </w:p>
+    <w:p>
+      <w:pPr>
+        <w:spacing w:after="60"/>
+      </w:pPr>
+      <w:r>
+        <w:rPr>
+          <w:rFonts w:ascii="Arial" w:cs="Arial" w:eastAsia="Arial" w:hAnsi="Arial"/>
+          <w:sz w:val="20"/>
+          <w:szCs w:val="20"/>
+        </w:rPr>
+        <w:t xml:space="preserve">| Part 1 | Multiple Choice | 30 pts (3 pts each) |</w:t>
+      </w:r>
+    </w:p>
+    <w:p>
+      <w:pPr>
+        <w:spacing w:after="60"/>
+      </w:pPr>
+      <w:r>
+        <w:rPr>
+          <w:rFonts w:ascii="Arial" w:cs="Arial" w:eastAsia="Arial" w:hAnsi="Arial"/>
+          <w:sz w:val="20"/>
+          <w:szCs w:val="20"/>
+        </w:rPr>
+        <w:t xml:space="preserve">| Part 2 | Short Answer | 20 pts (4 pts each) |</w:t>
+      </w:r>
+    </w:p>
+    <w:p>
+      <w:pPr>
+        <w:spacing w:after="60"/>
+      </w:pPr>
+      <w:r>
+        <w:rPr>
+          <w:rFonts w:ascii="Arial" w:cs="Arial" w:eastAsia="Arial" w:hAnsi="Arial"/>
+          <w:sz w:val="20"/>
+          <w:szCs w:val="20"/>
+        </w:rPr>
+        <w:t xml:space="preserve">| Part 3 | Code Tracing | 20 pts |</w:t>
+      </w:r>
+    </w:p>
+    <w:p>
+      <w:pPr>
+        <w:spacing w:after="60"/>
+      </w:pPr>
+      <w:r>
+        <w:rPr>
+          <w:rFonts w:ascii="Arial" w:cs="Arial" w:eastAsia="Arial" w:hAnsi="Arial"/>
+          <w:sz w:val="20"/>
+          <w:szCs w:val="20"/>
+        </w:rPr>
+        <w:t xml:space="preserve">| Part 4 | Coding Challenges | 30 pts |</w:t>
+      </w:r>
+    </w:p>
+    <w:p>
+      <w:pPr>
+        <w:spacing w:after="60"/>
+      </w:pPr>
+      <w:r>
+        <w:rPr>
+          <w:rFonts w:ascii="Arial" w:cs="Arial" w:eastAsia="Arial" w:hAnsi="Arial"/>
+          <w:sz w:val="20"/>
+          <w:szCs w:val="20"/>
+        </w:rPr>
+        <w:t xml:space="preserve">Circle the best answer.</w:t>
+      </w:r>
+    </w:p>
+    <w:p>
+      <w:pPr>
+        <w:spacing w:after="60"/>
+      </w:pPr>
+      <w:r>
+        <w:rPr>
+          <w:rFonts w:ascii="Arial" w:cs="Arial" w:eastAsia="Arial" w:hAnsi="Arial"/>
+          <w:sz w:val="20"/>
+          <w:szCs w:val="20"/>
+        </w:rPr>
+        <w:t xml:space="preserve">1. Which keyword is used to create a class in Python?</w:t>
+      </w:r>
+    </w:p>
+    <w:p>
+      <w:pPr>
+        <w:spacing w:after="60"/>
+        <w:ind w:left="360"/>
+      </w:pPr>
+      <w:r>
+        <w:rPr>
+          <w:rFonts w:ascii="Arial" w:cs="Arial" w:eastAsia="Arial" w:hAnsi="Arial"/>
+          <w:sz w:val="20"/>
+          <w:szCs w:val="20"/>
+        </w:rPr>
+        <w:t xml:space="preserve">• </w:t>
+      </w:r>
+      <w:r>
+        <w:rPr>
+          <w:rFonts w:ascii="Arial" w:cs="Arial" w:eastAsia="Arial" w:hAnsi="Arial"/>
+          <w:sz w:val="20"/>
+          <w:szCs w:val="20"/>
+        </w:rPr>
+        <w:t xml:space="preserve">a) object</w:t>
+      </w:r>
+    </w:p>
+    <w:p>
+      <w:pPr>
+        <w:spacing w:after="60"/>
+        <w:ind w:left="360"/>
+      </w:pPr>
+      <w:r>
+        <w:rPr>
+          <w:rFonts w:ascii="Arial" w:cs="Arial" w:eastAsia="Arial" w:hAnsi="Arial"/>
+          <w:sz w:val="20"/>
+          <w:szCs w:val="20"/>
+        </w:rPr>
+        <w:t xml:space="preserve">• </w:t>
+      </w:r>
+      <w:r>
+        <w:rPr>
+          <w:rFonts w:ascii="Arial" w:cs="Arial" w:eastAsia="Arial" w:hAnsi="Arial"/>
+          <w:sz w:val="20"/>
+          <w:szCs w:val="20"/>
+        </w:rPr>
+        <w:t xml:space="preserve">b) class</w:t>
+      </w:r>
+    </w:p>
+    <w:p>
+      <w:pPr>
+        <w:spacing w:after="60"/>
+        <w:ind w:left="360"/>
+      </w:pPr>
+      <w:r>
+        <w:rPr>
+          <w:rFonts w:ascii="Arial" w:cs="Arial" w:eastAsia="Arial" w:hAnsi="Arial"/>
+          <w:sz w:val="20"/>
+          <w:szCs w:val="20"/>
+        </w:rPr>
+        <w:t xml:space="preserve">• </w:t>
+      </w:r>
+      <w:r>
+        <w:rPr>
+          <w:rFonts w:ascii="Arial" w:cs="Arial" w:eastAsia="Arial" w:hAnsi="Arial"/>
+          <w:sz w:val="20"/>
+          <w:szCs w:val="20"/>
+        </w:rPr>
+        <w:t xml:space="preserve">c) def</w:t>
+      </w:r>
+    </w:p>
+    <w:p>
+      <w:pPr>
+        <w:spacing w:after="60"/>
+        <w:ind w:left="360"/>
+      </w:pPr>
+      <w:r>
+        <w:rPr>
+          <w:rFonts w:ascii="Arial" w:cs="Arial" w:eastAsia="Arial" w:hAnsi="Arial"/>
+          <w:sz w:val="20"/>
+          <w:szCs w:val="20"/>
+        </w:rPr>
+        <w:t xml:space="preserve">• </w:t>
+      </w:r>
+      <w:r>
+        <w:rPr>
+          <w:rFonts w:ascii="Arial" w:cs="Arial" w:eastAsia="Arial" w:hAnsi="Arial"/>
+          <w:sz w:val="20"/>
+          <w:szCs w:val="20"/>
+        </w:rPr>
+        <w:t xml:space="preserve">d) new</w:t>
+      </w:r>
+    </w:p>
+    <w:p>
+      <w:pPr>
+        <w:spacing w:after="60"/>
+      </w:pPr>
+      <w:r>
+        <w:rPr>
+          <w:rFonts w:ascii="Arial" w:cs="Arial" w:eastAsia="Arial" w:hAnsi="Arial"/>
+          <w:sz w:val="20"/>
+          <w:szCs w:val="20"/>
+        </w:rPr>
+        <w:t xml:space="preserve">2. In Python, self refers to:</w:t>
+      </w:r>
+    </w:p>
+    <w:p>
+      <w:pPr>
+        <w:spacing w:after="60"/>
+        <w:ind w:left="360"/>
+      </w:pPr>
+      <w:r>
+        <w:rPr>
+          <w:rFonts w:ascii="Arial" w:cs="Arial" w:eastAsia="Arial" w:hAnsi="Arial"/>
+          <w:sz w:val="20"/>
+          <w:szCs w:val="20"/>
+        </w:rPr>
+        <w:t xml:space="preserve">• </w:t>
+      </w:r>
+      <w:r>
+        <w:rPr>
+          <w:rFonts w:ascii="Arial" w:cs="Arial" w:eastAsia="Arial" w:hAnsi="Arial"/>
+          <w:sz w:val="20"/>
+          <w:szCs w:val="20"/>
+        </w:rPr>
+        <w:t xml:space="preserve">a) The parent class</w:t>
+      </w:r>
+    </w:p>
+    <w:p>
+      <w:pPr>
+        <w:spacing w:after="60"/>
+        <w:ind w:left="360"/>
+      </w:pPr>
+      <w:r>
+        <w:rPr>
+          <w:rFonts w:ascii="Arial" w:cs="Arial" w:eastAsia="Arial" w:hAnsi="Arial"/>
+          <w:sz w:val="20"/>
+          <w:szCs w:val="20"/>
+        </w:rPr>
+        <w:t xml:space="preserve">• </w:t>
+      </w:r>
+      <w:r>
+        <w:rPr>
+          <w:rFonts w:ascii="Arial" w:cs="Arial" w:eastAsia="Arial" w:hAnsi="Arial"/>
+          <w:sz w:val="20"/>
+          <w:szCs w:val="20"/>
+        </w:rPr>
+        <w:t xml:space="preserve">b) The current module</w:t>
+      </w:r>
+    </w:p>
+    <w:p>
+      <w:pPr>
+        <w:spacing w:after="60"/>
+        <w:ind w:left="360"/>
+      </w:pPr>
+      <w:r>
+        <w:rPr>
+          <w:rFonts w:ascii="Arial" w:cs="Arial" w:eastAsia="Arial" w:hAnsi="Arial"/>
+          <w:sz w:val="20"/>
+          <w:szCs w:val="20"/>
+        </w:rPr>
+        <w:t xml:space="preserve">• </w:t>
+      </w:r>
+      <w:r>
+        <w:rPr>
+          <w:rFonts w:ascii="Arial" w:cs="Arial" w:eastAsia="Arial" w:hAnsi="Arial"/>
+          <w:sz w:val="20"/>
+          <w:szCs w:val="20"/>
+        </w:rPr>
+        <w:t xml:space="preserve">c) The current instance of the class</w:t>
+      </w:r>
+    </w:p>
+    <w:p>
+      <w:pPr>
+        <w:spacing w:after="60"/>
+        <w:ind w:left="360"/>
+      </w:pPr>
+      <w:r>
+        <w:rPr>
+          <w:rFonts w:ascii="Arial" w:cs="Arial" w:eastAsia="Arial" w:hAnsi="Arial"/>
+          <w:sz w:val="20"/>
+          <w:szCs w:val="20"/>
+        </w:rPr>
+        <w:t xml:space="preserve">• </w:t>
+      </w:r>
+      <w:r>
+        <w:rPr>
+          <w:rFonts w:ascii="Arial" w:cs="Arial" w:eastAsia="Arial" w:hAnsi="Arial"/>
+          <w:sz w:val="20"/>
+          <w:szCs w:val="20"/>
+        </w:rPr>
+        <w:t xml:space="preserve">d) The class itself</w:t>
+      </w:r>
+    </w:p>
+    <w:p>
+      <w:pPr>
+        <w:spacing w:after="60"/>
+      </w:pPr>
+      <w:r>
+        <w:rPr>
+          <w:rFonts w:ascii="Arial" w:cs="Arial" w:eastAsia="Arial" w:hAnsi="Arial"/>
+          <w:sz w:val="20"/>
+          <w:szCs w:val="20"/>
+        </w:rPr>
+        <w:t xml:space="preserve">3. Which of the following creates an instance of a class called Dog?</w:t>
+      </w:r>
+    </w:p>
+    <w:p>
+      <w:pPr>
+        <w:spacing w:after="60"/>
+        <w:ind w:left="360"/>
+      </w:pPr>
+      <w:r>
+        <w:rPr>
+          <w:rFonts w:ascii="Arial" w:cs="Arial" w:eastAsia="Arial" w:hAnsi="Arial"/>
+          <w:sz w:val="20"/>
+          <w:szCs w:val="20"/>
+        </w:rPr>
+        <w:t xml:space="preserve">• </w:t>
+      </w:r>
+      <w:r>
+        <w:rPr>
+          <w:rFonts w:ascii="Arial" w:cs="Arial" w:eastAsia="Arial" w:hAnsi="Arial"/>
+          <w:sz w:val="20"/>
+          <w:szCs w:val="20"/>
+        </w:rPr>
+        <w:t xml:space="preserve">a) Dog.create("Buddy")</w:t>
+      </w:r>
+    </w:p>
+    <w:p>
+      <w:pPr>
+        <w:spacing w:after="60"/>
+        <w:ind w:left="360"/>
+      </w:pPr>
+      <w:r>
+        <w:rPr>
+          <w:rFonts w:ascii="Arial" w:cs="Arial" w:eastAsia="Arial" w:hAnsi="Arial"/>
+          <w:sz w:val="20"/>
+          <w:szCs w:val="20"/>
+        </w:rPr>
+        <w:t xml:space="preserve">• </w:t>
+      </w:r>
+      <w:r>
+        <w:rPr>
+          <w:rFonts w:ascii="Arial" w:cs="Arial" w:eastAsia="Arial" w:hAnsi="Arial"/>
+          <w:sz w:val="20"/>
+          <w:szCs w:val="20"/>
+        </w:rPr>
+        <w:t xml:space="preserve">b) new Dog("Buddy")</w:t>
+      </w:r>
+    </w:p>
+    <w:p>
+      <w:pPr>
+        <w:spacing w:after="60"/>
+        <w:ind w:left="360"/>
+      </w:pPr>
+      <w:r>
+        <w:rPr>
+          <w:rFonts w:ascii="Arial" w:cs="Arial" w:eastAsia="Arial" w:hAnsi="Arial"/>
+          <w:sz w:val="20"/>
+          <w:szCs w:val="20"/>
+        </w:rPr>
+        <w:t xml:space="preserve">• </w:t>
+      </w:r>
+      <w:r>
+        <w:rPr>
+          <w:rFonts w:ascii="Arial" w:cs="Arial" w:eastAsia="Arial" w:hAnsi="Arial"/>
+          <w:sz w:val="20"/>
+          <w:szCs w:val="20"/>
+        </w:rPr>
+        <w:t xml:space="preserve">c) Dog("Buddy")</w:t>
+      </w:r>
+    </w:p>
+    <w:p>
+      <w:pPr>
+        <w:spacing w:after="60"/>
+        <w:ind w:left="360"/>
+      </w:pPr>
+      <w:r>
+        <w:rPr>
+          <w:rFonts w:ascii="Arial" w:cs="Arial" w:eastAsia="Arial" w:hAnsi="Arial"/>
+          <w:sz w:val="20"/>
+          <w:szCs w:val="20"/>
+        </w:rPr>
+        <w:t xml:space="preserve">• </w:t>
+      </w:r>
+      <w:r>
+        <w:rPr>
+          <w:rFonts w:ascii="Arial" w:cs="Arial" w:eastAsia="Arial" w:hAnsi="Arial"/>
+          <w:sz w:val="20"/>
+          <w:szCs w:val="20"/>
+        </w:rPr>
+        <w:t xml:space="preserve">d) instance Dog("Buddy")</w:t>
+      </w:r>
+    </w:p>
+    <w:p>
+      <w:pPr>
+        <w:spacing w:after="60"/>
+      </w:pPr>
+      <w:r>
+        <w:rPr>
+          <w:rFonts w:ascii="Arial" w:cs="Arial" w:eastAsia="Arial" w:hAnsi="Arial"/>
+          <w:sz w:val="20"/>
+          <w:szCs w:val="20"/>
+        </w:rPr>
+        <w:t xml:space="preserve">4. What is the purpose of __init__?</w:t>
+      </w:r>
+    </w:p>
+    <w:p>
+      <w:pPr>
+        <w:spacing w:after="60"/>
+        <w:ind w:left="360"/>
+      </w:pPr>
+      <w:r>
+        <w:rPr>
+          <w:rFonts w:ascii="Arial" w:cs="Arial" w:eastAsia="Arial" w:hAnsi="Arial"/>
+          <w:sz w:val="20"/>
+          <w:szCs w:val="20"/>
+        </w:rPr>
+        <w:t xml:space="preserve">• </w:t>
+      </w:r>
+      <w:r>
+        <w:rPr>
+          <w:rFonts w:ascii="Arial" w:cs="Arial" w:eastAsia="Arial" w:hAnsi="Arial"/>
+          <w:sz w:val="20"/>
+          <w:szCs w:val="20"/>
+        </w:rPr>
+        <w:t xml:space="preserve">a) To destroy an object</w:t>
+      </w:r>
+    </w:p>
+    <w:p>
+      <w:pPr>
+        <w:spacing w:after="60"/>
+        <w:ind w:left="360"/>
+      </w:pPr>
+      <w:r>
+        <w:rPr>
+          <w:rFonts w:ascii="Arial" w:cs="Arial" w:eastAsia="Arial" w:hAnsi="Arial"/>
+          <w:sz w:val="20"/>
+          <w:szCs w:val="20"/>
+        </w:rPr>
+        <w:t xml:space="preserve">• </w:t>
+      </w:r>
+      <w:r>
+        <w:rPr>
+          <w:rFonts w:ascii="Arial" w:cs="Arial" w:eastAsia="Arial" w:hAnsi="Arial"/>
+          <w:sz w:val="20"/>
+          <w:szCs w:val="20"/>
+        </w:rPr>
+        <w:t xml:space="preserve">b) To initialize an object's attributes when it's created</w:t>
+      </w:r>
+    </w:p>
+    <w:p>
+      <w:pPr>
+        <w:spacing w:after="60"/>
+        <w:ind w:left="360"/>
+      </w:pPr>
+      <w:r>
+        <w:rPr>
+          <w:rFonts w:ascii="Arial" w:cs="Arial" w:eastAsia="Arial" w:hAnsi="Arial"/>
+          <w:sz w:val="20"/>
+          <w:szCs w:val="20"/>
+        </w:rPr>
+        <w:t xml:space="preserve">• </w:t>
+      </w:r>
+      <w:r>
+        <w:rPr>
+          <w:rFonts w:ascii="Arial" w:cs="Arial" w:eastAsia="Arial" w:hAnsi="Arial"/>
+          <w:sz w:val="20"/>
+          <w:szCs w:val="20"/>
+        </w:rPr>
+        <w:t xml:space="preserve">c) To print the object</w:t>
+      </w:r>
+    </w:p>
+    <w:p>
+      <w:pPr>
+        <w:spacing w:after="60"/>
+        <w:ind w:left="360"/>
+      </w:pPr>
+      <w:r>
+        <w:rPr>
+          <w:rFonts w:ascii="Arial" w:cs="Arial" w:eastAsia="Arial" w:hAnsi="Arial"/>
+          <w:sz w:val="20"/>
+          <w:szCs w:val="20"/>
+        </w:rPr>
+        <w:t xml:space="preserve">• </w:t>
+      </w:r>
+      <w:r>
+        <w:rPr>
+          <w:rFonts w:ascii="Arial" w:cs="Arial" w:eastAsia="Arial" w:hAnsi="Arial"/>
+          <w:sz w:val="20"/>
+          <w:szCs w:val="20"/>
+        </w:rPr>
+        <w:t xml:space="preserve">d) To compare two objects</w:t>
+      </w:r>
+    </w:p>
+    <w:p>
+      <w:pPr>
+        <w:spacing w:after="60"/>
+      </w:pPr>
+      <w:r>
+        <w:rPr>
+          <w:rFonts w:ascii="Arial" w:cs="Arial" w:eastAsia="Arial" w:hAnsi="Arial"/>
+          <w:sz w:val="20"/>
+          <w:szCs w:val="20"/>
+        </w:rPr>
+        <w:t xml:space="preserve">5. A class variable is:</w:t>
+      </w:r>
+    </w:p>
+    <w:p>
+      <w:pPr>
+        <w:spacing w:after="60"/>
+        <w:ind w:left="360"/>
+      </w:pPr>
+      <w:r>
+        <w:rPr>
+          <w:rFonts w:ascii="Arial" w:cs="Arial" w:eastAsia="Arial" w:hAnsi="Arial"/>
+          <w:sz w:val="20"/>
+          <w:szCs w:val="20"/>
+        </w:rPr>
+        <w:t xml:space="preserve">• </w:t>
+      </w:r>
+      <w:r>
+        <w:rPr>
+          <w:rFonts w:ascii="Arial" w:cs="Arial" w:eastAsia="Arial" w:hAnsi="Arial"/>
+          <w:sz w:val="20"/>
+          <w:szCs w:val="20"/>
+        </w:rPr>
+        <w:t xml:space="preserve">a) A variable defined inside a method</w:t>
+      </w:r>
+    </w:p>
+    <w:p>
+      <w:pPr>
+        <w:spacing w:after="60"/>
+        <w:ind w:left="360"/>
+      </w:pPr>
+      <w:r>
+        <w:rPr>
+          <w:rFonts w:ascii="Arial" w:cs="Arial" w:eastAsia="Arial" w:hAnsi="Arial"/>
+          <w:sz w:val="20"/>
+          <w:szCs w:val="20"/>
+        </w:rPr>
+        <w:t xml:space="preserve">• </w:t>
+      </w:r>
+      <w:r>
+        <w:rPr>
+          <w:rFonts w:ascii="Arial" w:cs="Arial" w:eastAsia="Arial" w:hAnsi="Arial"/>
+          <w:sz w:val="20"/>
+          <w:szCs w:val="20"/>
+        </w:rPr>
+        <w:t xml:space="preserve">b) Shared by all instances of the class</w:t>
+      </w:r>
+    </w:p>
+    <w:p>
+      <w:pPr>
+        <w:spacing w:after="60"/>
+        <w:ind w:left="360"/>
+      </w:pPr>
+      <w:r>
+        <w:rPr>
+          <w:rFonts w:ascii="Arial" w:cs="Arial" w:eastAsia="Arial" w:hAnsi="Arial"/>
+          <w:sz w:val="20"/>
+          <w:szCs w:val="20"/>
+        </w:rPr>
+        <w:t xml:space="preserve">• </w:t>
+      </w:r>
+      <w:r>
+        <w:rPr>
+          <w:rFonts w:ascii="Arial" w:cs="Arial" w:eastAsia="Arial" w:hAnsi="Arial"/>
+          <w:sz w:val="20"/>
+          <w:szCs w:val="20"/>
+        </w:rPr>
+        <w:t xml:space="preserve">c) Only accessible through self</w:t>
+      </w:r>
+    </w:p>
+    <w:p>
+      <w:pPr>
+        <w:spacing w:after="60"/>
+        <w:ind w:left="360"/>
+      </w:pPr>
+      <w:r>
+        <w:rPr>
+          <w:rFonts w:ascii="Arial" w:cs="Arial" w:eastAsia="Arial" w:hAnsi="Arial"/>
+          <w:sz w:val="20"/>
+          <w:szCs w:val="20"/>
+        </w:rPr>
+        <w:t xml:space="preserve">• </w:t>
+      </w:r>
+      <w:r>
+        <w:rPr>
+          <w:rFonts w:ascii="Arial" w:cs="Arial" w:eastAsia="Arial" w:hAnsi="Arial"/>
+          <w:sz w:val="20"/>
+          <w:szCs w:val="20"/>
+        </w:rPr>
+        <w:t xml:space="preserve">d) The same as a local variable</w:t>
+      </w:r>
+    </w:p>
+    <w:p>
+      <w:pPr>
+        <w:spacing w:after="60"/>
+      </w:pPr>
+      <w:r>
+        <w:rPr>
+          <w:rFonts w:ascii="Arial" w:cs="Arial" w:eastAsia="Arial" w:hAnsi="Arial"/>
+          <w:sz w:val="20"/>
+          <w:szCs w:val="20"/>
+        </w:rPr>
+        <w:t xml:space="preserve">6. What does super() do in a child class?</w:t>
+      </w:r>
+    </w:p>
+    <w:p>
+      <w:pPr>
+        <w:spacing w:after="60"/>
+        <w:ind w:left="360"/>
+      </w:pPr>
+      <w:r>
+        <w:rPr>
+          <w:rFonts w:ascii="Arial" w:cs="Arial" w:eastAsia="Arial" w:hAnsi="Arial"/>
+          <w:sz w:val="20"/>
+          <w:szCs w:val="20"/>
+        </w:rPr>
+        <w:t xml:space="preserve">• </w:t>
+      </w:r>
+      <w:r>
+        <w:rPr>
+          <w:rFonts w:ascii="Arial" w:cs="Arial" w:eastAsia="Arial" w:hAnsi="Arial"/>
+          <w:sz w:val="20"/>
+          <w:szCs w:val="20"/>
+        </w:rPr>
+        <w:t xml:space="preserve">a) Calls the current class's method</w:t>
+      </w:r>
+    </w:p>
+    <w:p>
+      <w:pPr>
+        <w:spacing w:after="60"/>
+        <w:ind w:left="360"/>
+      </w:pPr>
+      <w:r>
+        <w:rPr>
+          <w:rFonts w:ascii="Arial" w:cs="Arial" w:eastAsia="Arial" w:hAnsi="Arial"/>
+          <w:sz w:val="20"/>
+          <w:szCs w:val="20"/>
+        </w:rPr>
+        <w:t xml:space="preserve">• </w:t>
+      </w:r>
+      <w:r>
+        <w:rPr>
+          <w:rFonts w:ascii="Arial" w:cs="Arial" w:eastAsia="Arial" w:hAnsi="Arial"/>
+          <w:sz w:val="20"/>
+          <w:szCs w:val="20"/>
+        </w:rPr>
+        <w:t xml:space="preserve">b) Calls the parent class's method or __init__</w:t>
+      </w:r>
+    </w:p>
+    <w:p>
+      <w:pPr>
+        <w:spacing w:after="60"/>
+        <w:ind w:left="360"/>
+      </w:pPr>
+      <w:r>
+        <w:rPr>
+          <w:rFonts w:ascii="Arial" w:cs="Arial" w:eastAsia="Arial" w:hAnsi="Arial"/>
+          <w:sz w:val="20"/>
+          <w:szCs w:val="20"/>
+        </w:rPr>
+        <w:t xml:space="preserve">• </w:t>
+      </w:r>
+      <w:r>
+        <w:rPr>
+          <w:rFonts w:ascii="Arial" w:cs="Arial" w:eastAsia="Arial" w:hAnsi="Arial"/>
+          <w:sz w:val="20"/>
+          <w:szCs w:val="20"/>
+        </w:rPr>
+        <w:t xml:space="preserve">c) Deletes the parent class</w:t>
+      </w:r>
+    </w:p>
+    <w:p>
+      <w:pPr>
+        <w:spacing w:after="60"/>
+        <w:ind w:left="360"/>
+      </w:pPr>
+      <w:r>
+        <w:rPr>
+          <w:rFonts w:ascii="Arial" w:cs="Arial" w:eastAsia="Arial" w:hAnsi="Arial"/>
+          <w:sz w:val="20"/>
+          <w:szCs w:val="20"/>
+        </w:rPr>
+        <w:t xml:space="preserve">• </w:t>
+      </w:r>
+      <w:r>
+        <w:rPr>
+          <w:rFonts w:ascii="Arial" w:cs="Arial" w:eastAsia="Arial" w:hAnsi="Arial"/>
+          <w:sz w:val="20"/>
+          <w:szCs w:val="20"/>
+        </w:rPr>
+        <w:t xml:space="preserve">d) Creates a copy of the parent object</w:t>
+      </w:r>
+    </w:p>
+    <w:p>
+      <w:pPr>
+        <w:spacing w:after="60"/>
+      </w:pPr>
+      <w:r>
+        <w:rPr>
+          <w:rFonts w:ascii="Arial" w:cs="Arial" w:eastAsia="Arial" w:hAnsi="Arial"/>
+          <w:sz w:val="20"/>
+          <w:szCs w:val="20"/>
+        </w:rPr>
+        <w:t xml:space="preserve">7. Polymorphism in Python means:</w:t>
+      </w:r>
+    </w:p>
+    <w:p>
+      <w:pPr>
+        <w:spacing w:after="60"/>
+        <w:ind w:left="360"/>
+      </w:pPr>
+      <w:r>
+        <w:rPr>
+          <w:rFonts w:ascii="Arial" w:cs="Arial" w:eastAsia="Arial" w:hAnsi="Arial"/>
+          <w:sz w:val="20"/>
+          <w:szCs w:val="20"/>
+        </w:rPr>
+        <w:t xml:space="preserve">• </w:t>
+      </w:r>
+      <w:r>
+        <w:rPr>
+          <w:rFonts w:ascii="Arial" w:cs="Arial" w:eastAsia="Arial" w:hAnsi="Arial"/>
+          <w:sz w:val="20"/>
+          <w:szCs w:val="20"/>
+        </w:rPr>
+        <w:t xml:space="preserve">a) A class can only have one method with a given name</w:t>
+      </w:r>
+    </w:p>
+    <w:p>
+      <w:pPr>
+        <w:spacing w:after="60"/>
+        <w:ind w:left="360"/>
+      </w:pPr>
+      <w:r>
+        <w:rPr>
+          <w:rFonts w:ascii="Arial" w:cs="Arial" w:eastAsia="Arial" w:hAnsi="Arial"/>
+          <w:sz w:val="20"/>
+          <w:szCs w:val="20"/>
+        </w:rPr>
+        <w:t xml:space="preserve">• </w:t>
+      </w:r>
+      <w:r>
+        <w:rPr>
+          <w:rFonts w:ascii="Arial" w:cs="Arial" w:eastAsia="Arial" w:hAnsi="Arial"/>
+          <w:sz w:val="20"/>
+          <w:szCs w:val="20"/>
+        </w:rPr>
+        <w:t xml:space="preserve">b) Different classes can have methods with the same name that behave differently</w:t>
+      </w:r>
+    </w:p>
+    <w:p>
+      <w:pPr>
+        <w:spacing w:after="60"/>
+        <w:ind w:left="360"/>
+      </w:pPr>
+      <w:r>
+        <w:rPr>
+          <w:rFonts w:ascii="Arial" w:cs="Arial" w:eastAsia="Arial" w:hAnsi="Arial"/>
+          <w:sz w:val="20"/>
+          <w:szCs w:val="20"/>
+        </w:rPr>
+        <w:t xml:space="preserve">• </w:t>
+      </w:r>
+      <w:r>
+        <w:rPr>
+          <w:rFonts w:ascii="Arial" w:cs="Arial" w:eastAsia="Arial" w:hAnsi="Arial"/>
+          <w:sz w:val="20"/>
+          <w:szCs w:val="20"/>
+        </w:rPr>
+        <w:t xml:space="preserve">c) All objects must be the same type</w:t>
+      </w:r>
+    </w:p>
+    <w:p>
+      <w:pPr>
+        <w:spacing w:after="60"/>
+        <w:ind w:left="360"/>
+      </w:pPr>
+      <w:r>
+        <w:rPr>
+          <w:rFonts w:ascii="Arial" w:cs="Arial" w:eastAsia="Arial" w:hAnsi="Arial"/>
+          <w:sz w:val="20"/>
+          <w:szCs w:val="20"/>
+        </w:rPr>
+        <w:t xml:space="preserve">• </w:t>
+      </w:r>
+      <w:r>
+        <w:rPr>
+          <w:rFonts w:ascii="Arial" w:cs="Arial" w:eastAsia="Arial" w:hAnsi="Arial"/>
+          <w:sz w:val="20"/>
+          <w:szCs w:val="20"/>
+        </w:rPr>
+        <w:t xml:space="preserve">d) A class cannot inherit from another class</w:t>
+      </w:r>
+    </w:p>
+    <w:p>
+      <w:pPr>
+        <w:spacing w:after="60"/>
+      </w:pPr>
+      <w:r>
+        <w:rPr>
+          <w:rFonts w:ascii="Arial" w:cs="Arial" w:eastAsia="Arial" w:hAnsi="Arial"/>
+          <w:sz w:val="20"/>
+          <w:szCs w:val="20"/>
+        </w:rPr>
+        <w:t xml:space="preserve">8. The @property decorator is used to:</w:t>
+      </w:r>
+    </w:p>
+    <w:p>
+      <w:pPr>
+        <w:spacing w:after="60"/>
+        <w:ind w:left="360"/>
+      </w:pPr>
+      <w:r>
+        <w:rPr>
+          <w:rFonts w:ascii="Arial" w:cs="Arial" w:eastAsia="Arial" w:hAnsi="Arial"/>
+          <w:sz w:val="20"/>
+          <w:szCs w:val="20"/>
+        </w:rPr>
+        <w:t xml:space="preserve">• </w:t>
+      </w:r>
+      <w:r>
+        <w:rPr>
+          <w:rFonts w:ascii="Arial" w:cs="Arial" w:eastAsia="Arial" w:hAnsi="Arial"/>
+          <w:sz w:val="20"/>
+          <w:szCs w:val="20"/>
+        </w:rPr>
+        <w:t xml:space="preserve">a) Create class methods</w:t>
+      </w:r>
+    </w:p>
+    <w:p>
+      <w:pPr>
+        <w:spacing w:after="60"/>
+        <w:ind w:left="360"/>
+      </w:pPr>
+      <w:r>
+        <w:rPr>
+          <w:rFonts w:ascii="Arial" w:cs="Arial" w:eastAsia="Arial" w:hAnsi="Arial"/>
+          <w:sz w:val="20"/>
+          <w:szCs w:val="20"/>
+        </w:rPr>
+        <w:t xml:space="preserve">• </w:t>
+      </w:r>
+      <w:r>
+        <w:rPr>
+          <w:rFonts w:ascii="Arial" w:cs="Arial" w:eastAsia="Arial" w:hAnsi="Arial"/>
+          <w:sz w:val="20"/>
+          <w:szCs w:val="20"/>
+        </w:rPr>
+        <w:t xml:space="preserve">b) Make a method behave like an attribute (getter)</w:t>
+      </w:r>
+    </w:p>
+    <w:p>
+      <w:pPr>
+        <w:spacing w:after="60"/>
+        <w:ind w:left="360"/>
+      </w:pPr>
+      <w:r>
+        <w:rPr>
+          <w:rFonts w:ascii="Arial" w:cs="Arial" w:eastAsia="Arial" w:hAnsi="Arial"/>
+          <w:sz w:val="20"/>
+          <w:szCs w:val="20"/>
+        </w:rPr>
+        <w:t xml:space="preserve">• </w:t>
+      </w:r>
+      <w:r>
+        <w:rPr>
+          <w:rFonts w:ascii="Arial" w:cs="Arial" w:eastAsia="Arial" w:hAnsi="Arial"/>
+          <w:sz w:val="20"/>
+          <w:szCs w:val="20"/>
+        </w:rPr>
+        <w:t xml:space="preserve">c) Delete an attribute</w:t>
+      </w:r>
+    </w:p>
+    <w:p>
+      <w:pPr>
+        <w:spacing w:after="60"/>
+        <w:ind w:left="360"/>
+      </w:pPr>
+      <w:r>
+        <w:rPr>
+          <w:rFonts w:ascii="Arial" w:cs="Arial" w:eastAsia="Arial" w:hAnsi="Arial"/>
+          <w:sz w:val="20"/>
+          <w:szCs w:val="20"/>
+        </w:rPr>
+        <w:t xml:space="preserve">• </w:t>
+      </w:r>
+      <w:r>
+        <w:rPr>
+          <w:rFonts w:ascii="Arial" w:cs="Arial" w:eastAsia="Arial" w:hAnsi="Arial"/>
+          <w:sz w:val="20"/>
+          <w:szCs w:val="20"/>
+        </w:rPr>
+        <w:t xml:space="preserve">d) Create a static method</w:t>
+      </w:r>
+    </w:p>
+    <w:p>
+      <w:pPr>
+        <w:spacing w:after="60"/>
+      </w:pPr>
+      <w:r>
+        <w:rPr>
+          <w:rFonts w:ascii="Arial" w:cs="Arial" w:eastAsia="Arial" w:hAnsi="Arial"/>
+          <w:sz w:val="20"/>
+          <w:szCs w:val="20"/>
+        </w:rPr>
+        <w:t xml:space="preserve">9. Which dunder method is called when you use str(obj) or print(obj)?</w:t>
+      </w:r>
+    </w:p>
+    <w:p>
+      <w:pPr>
+        <w:spacing w:after="60"/>
+        <w:ind w:left="360"/>
+      </w:pPr>
+      <w:r>
+        <w:rPr>
+          <w:rFonts w:ascii="Arial" w:cs="Arial" w:eastAsia="Arial" w:hAnsi="Arial"/>
+          <w:sz w:val="20"/>
+          <w:szCs w:val="20"/>
+        </w:rPr>
+        <w:t xml:space="preserve">• </w:t>
+      </w:r>
+      <w:r>
+        <w:rPr>
+          <w:rFonts w:ascii="Arial" w:cs="Arial" w:eastAsia="Arial" w:hAnsi="Arial"/>
+          <w:sz w:val="20"/>
+          <w:szCs w:val="20"/>
+        </w:rPr>
+        <w:t xml:space="preserve">a) __repr__</w:t>
+      </w:r>
+    </w:p>
+    <w:p>
+      <w:pPr>
+        <w:spacing w:after="60"/>
+        <w:ind w:left="360"/>
+      </w:pPr>
+      <w:r>
+        <w:rPr>
+          <w:rFonts w:ascii="Arial" w:cs="Arial" w:eastAsia="Arial" w:hAnsi="Arial"/>
+          <w:sz w:val="20"/>
+          <w:szCs w:val="20"/>
+        </w:rPr>
+        <w:t xml:space="preserve">• </w:t>
+      </w:r>
+      <w:r>
+        <w:rPr>
+          <w:rFonts w:ascii="Arial" w:cs="Arial" w:eastAsia="Arial" w:hAnsi="Arial"/>
+          <w:sz w:val="20"/>
+          <w:szCs w:val="20"/>
+        </w:rPr>
+        <w:t xml:space="preserve">b) __str__</w:t>
+      </w:r>
+    </w:p>
+    <w:p>
+      <w:pPr>
+        <w:spacing w:after="60"/>
+        <w:ind w:left="360"/>
+      </w:pPr>
+      <w:r>
+        <w:rPr>
+          <w:rFonts w:ascii="Arial" w:cs="Arial" w:eastAsia="Arial" w:hAnsi="Arial"/>
+          <w:sz w:val="20"/>
+          <w:szCs w:val="20"/>
+        </w:rPr>
+        <w:t xml:space="preserve">• </w:t>
+      </w:r>
+      <w:r>
+        <w:rPr>
+          <w:rFonts w:ascii="Arial" w:cs="Arial" w:eastAsia="Arial" w:hAnsi="Arial"/>
+          <w:sz w:val="20"/>
+          <w:szCs w:val="20"/>
+        </w:rPr>
+        <w:t xml:space="preserve">c) __print__</w:t>
+      </w:r>
+    </w:p>
+    <w:p>
+      <w:pPr>
+        <w:spacing w:after="60"/>
+        <w:ind w:left="360"/>
+      </w:pPr>
+      <w:r>
+        <w:rPr>
+          <w:rFonts w:ascii="Arial" w:cs="Arial" w:eastAsia="Arial" w:hAnsi="Arial"/>
+          <w:sz w:val="20"/>
+          <w:szCs w:val="20"/>
+        </w:rPr>
+        <w:t xml:space="preserve">• </w:t>
+      </w:r>
+      <w:r>
+        <w:rPr>
+          <w:rFonts w:ascii="Arial" w:cs="Arial" w:eastAsia="Arial" w:hAnsi="Arial"/>
+          <w:sz w:val="20"/>
+          <w:szCs w:val="20"/>
+        </w:rPr>
+        <w:t xml:space="preserve">d) __format__</w:t>
+      </w:r>
+    </w:p>
+    <w:p>
+      <w:pPr>
+        <w:spacing w:after="60"/>
+      </w:pPr>
+      <w:r>
+        <w:rPr>
+          <w:rFonts w:ascii="Arial" w:cs="Arial" w:eastAsia="Arial" w:hAnsi="Arial"/>
+          <w:sz w:val="20"/>
+          <w:szCs w:val="20"/>
+        </w:rPr>
+        <w:t xml:space="preserve">10. An abstract class:</w:t>
+      </w:r>
+    </w:p>
+    <w:p>
+      <w:pPr>
+        <w:spacing w:after="60"/>
+        <w:ind w:left="360"/>
+      </w:pPr>
+      <w:r>
+        <w:rPr>
+          <w:rFonts w:ascii="Arial" w:cs="Arial" w:eastAsia="Arial" w:hAnsi="Arial"/>
+          <w:sz w:val="20"/>
+          <w:szCs w:val="20"/>
+        </w:rPr>
+        <w:t xml:space="preserve">• </w:t>
+      </w:r>
+      <w:r>
+        <w:rPr>
+          <w:rFonts w:ascii="Arial" w:cs="Arial" w:eastAsia="Arial" w:hAnsi="Arial"/>
+          <w:sz w:val="20"/>
+          <w:szCs w:val="20"/>
+        </w:rPr>
+        <w:t xml:space="preserve">a) Cannot be inherited from</w:t>
+      </w:r>
+    </w:p>
+    <w:p>
+      <w:pPr>
+        <w:spacing w:after="60"/>
+        <w:ind w:left="360"/>
+      </w:pPr>
+      <w:r>
+        <w:rPr>
+          <w:rFonts w:ascii="Arial" w:cs="Arial" w:eastAsia="Arial" w:hAnsi="Arial"/>
+          <w:sz w:val="20"/>
+          <w:szCs w:val="20"/>
+        </w:rPr>
+        <w:t xml:space="preserve">• </w:t>
+      </w:r>
+      <w:r>
+        <w:rPr>
+          <w:rFonts w:ascii="Arial" w:cs="Arial" w:eastAsia="Arial" w:hAnsi="Arial"/>
+          <w:sz w:val="20"/>
+          <w:szCs w:val="20"/>
+        </w:rPr>
+        <w:t xml:space="preserve">b) Cannot be instantiated directly and may contain abstract methods</w:t>
+      </w:r>
+    </w:p>
+    <w:p>
+      <w:pPr>
+        <w:spacing w:after="60"/>
+        <w:ind w:left="360"/>
+      </w:pPr>
+      <w:r>
+        <w:rPr>
+          <w:rFonts w:ascii="Arial" w:cs="Arial" w:eastAsia="Arial" w:hAnsi="Arial"/>
+          <w:sz w:val="20"/>
+          <w:szCs w:val="20"/>
+        </w:rPr>
+        <w:t xml:space="preserve">• </w:t>
+      </w:r>
+      <w:r>
+        <w:rPr>
+          <w:rFonts w:ascii="Arial" w:cs="Arial" w:eastAsia="Arial" w:hAnsi="Arial"/>
+          <w:sz w:val="20"/>
+          <w:szCs w:val="20"/>
+        </w:rPr>
+        <w:t xml:space="preserve">c) Has no attributes or methods</w:t>
+      </w:r>
+    </w:p>
+    <w:p>
+      <w:pPr>
+        <w:spacing w:after="60"/>
+        <w:ind w:left="360"/>
+      </w:pPr>
+      <w:r>
+        <w:rPr>
+          <w:rFonts w:ascii="Arial" w:cs="Arial" w:eastAsia="Arial" w:hAnsi="Arial"/>
+          <w:sz w:val="20"/>
+          <w:szCs w:val="20"/>
+        </w:rPr>
+        <w:t xml:space="preserve">• </w:t>
+      </w:r>
+      <w:r>
+        <w:rPr>
+          <w:rFonts w:ascii="Arial" w:cs="Arial" w:eastAsia="Arial" w:hAnsi="Arial"/>
+          <w:sz w:val="20"/>
+          <w:szCs w:val="20"/>
+        </w:rPr>
+        <w:t xml:space="preserve">d) Is the same as a regular class</w:t>
+      </w:r>
+    </w:p>
+    <w:p>
+      <w:pPr>
+        <w:spacing w:after="60"/>
+      </w:pPr>
+      <w:r>
+        <w:rPr>
+          <w:rFonts w:ascii="Arial" w:cs="Arial" w:eastAsia="Arial" w:hAnsi="Arial"/>
+          <w:sz w:val="20"/>
+          <w:szCs w:val="20"/>
+        </w:rPr>
+        <w:t xml:space="preserve">Answer each question in 2–4 sentences or with brief code examples.</w:t>
+      </w:r>
+    </w:p>
+    <w:p>
+      <w:pPr>
+        <w:spacing w:after="60"/>
+      </w:pPr>
+      <w:r>
+        <w:rPr>
+          <w:rFonts w:ascii="Arial" w:cs="Arial" w:eastAsia="Arial" w:hAnsi="Arial"/>
+          <w:sz w:val="20"/>
+          <w:szCs w:val="20"/>
+        </w:rPr>
+        <w:t xml:space="preserve">11. Explain the difference between a class variable and an instance variable. Give an example of when you would use each.</w:t>
+      </w:r>
+    </w:p>
+    <w:p>
+      <w:pPr>
+        <w:spacing w:after="60"/>
+      </w:pPr>
+      <w:r>
+        <w:rPr>
+          <w:rFonts w:ascii="Arial" w:cs="Arial" w:eastAsia="Arial" w:hAnsi="Arial"/>
+          <w:sz w:val="20"/>
+          <w:szCs w:val="20"/>
+        </w:rPr>
+        <w:t xml:space="preserve">12. What is encapsulation? How does Python's naming convention (single underscore _) support it, and how does @property enhance it?</w:t>
+      </w:r>
+    </w:p>
+    <w:p>
+      <w:pPr>
+        <w:spacing w:after="60"/>
+      </w:pPr>
+      <w:r>
+        <w:rPr>
+          <w:rFonts w:ascii="Arial" w:cs="Arial" w:eastAsia="Arial" w:hAnsi="Arial"/>
+          <w:sz w:val="20"/>
+          <w:szCs w:val="20"/>
+        </w:rPr>
+        <w:t xml:space="preserve">13. Describe method overriding. Write a two-class example (parent and child) where the child overrides a parent method.</w:t>
+      </w:r>
+    </w:p>
+    <w:p>
+      <w:pPr>
+        <w:spacing w:after="60"/>
+      </w:pPr>
+      <w:r>
+        <w:rPr>
+          <w:rFonts w:ascii="Arial" w:cs="Arial" w:eastAsia="Arial" w:hAnsi="Arial"/>
+          <w:sz w:val="20"/>
+          <w:szCs w:val="20"/>
+        </w:rPr>
+        <w:t xml:space="preserve">14. What is the difference between inheritance and composition? Give a real-world example of when you would choose composition over inheritance.</w:t>
+      </w:r>
+    </w:p>
+    <w:p>
+      <w:pPr>
+        <w:spacing w:after="60"/>
+      </w:pPr>
+      <w:r>
+        <w:rPr>
+          <w:rFonts w:ascii="Arial" w:cs="Arial" w:eastAsia="Arial" w:hAnsi="Arial"/>
+          <w:sz w:val="20"/>
+          <w:szCs w:val="20"/>
+        </w:rPr>
+        <w:t xml:space="preserve">15. Name and explain three dunder (special) methods other than __init__. For each, describe what Python operation triggers it.</w:t>
+      </w:r>
+    </w:p>
+    <w:p>
+      <w:pPr>
+        <w:spacing w:after="60"/>
+      </w:pPr>
+      <w:r>
+        <w:rPr>
+          <w:rFonts w:ascii="Arial" w:cs="Arial" w:eastAsia="Arial" w:hAnsi="Arial"/>
+          <w:sz w:val="20"/>
+          <w:szCs w:val="20"/>
+        </w:rPr>
+        <w:t xml:space="preserve">16. (10 pts) Trace this code and write the exact output:</w:t>
+      </w:r>
+    </w:p>
+    <w:p>
+      <w:pPr>
+        <w:spacing w:after="60"/>
+      </w:pPr>
+      <w:r>
+        <w:rPr>
+          <w:rFonts w:ascii="Arial" w:cs="Arial" w:eastAsia="Arial" w:hAnsi="Arial"/>
+          <w:sz w:val="20"/>
+          <w:szCs w:val="20"/>
+        </w:rPr>
+        <w:t xml:space="preserve">17. (10 pts) What is the output of this code? If any line causes an error, write the error type and explain why.</w:t>
+      </w:r>
+    </w:p>
+    <w:p>
+      <w:pPr>
+        <w:spacing w:after="160"/>
       </w:pPr>
     </w:p>
     <w:p>
@@ -3475,6 +5196,94 @@
       <w:pPr>
         <w:spacing w:after="120"/>
       </w:pPr>
+    </w:p>
+    <w:p>
+      <w:pPr>
+        <w:pBdr>
+          <w:bottom w:val="single" w:color="1B7A4A" w:sz="4" w:space="4"/>
+        </w:pBdr>
+        <w:spacing w:after="100" w:before="120"/>
+      </w:pPr>
+      <w:r>
+        <w:rPr>
+          <w:rFonts w:ascii="Arial" w:cs="Arial" w:eastAsia="Arial" w:hAnsi="Arial"/>
+          <w:b/>
+          <w:bCs/>
+          <w:color w:val="1B7A4A"/>
+          <w:sz w:val="24"/>
+          <w:szCs w:val="24"/>
+        </w:rPr>
+        <w:t xml:space="preserve">Practice Problems</w:t>
+      </w:r>
+    </w:p>
+    <w:p>
+      <w:pPr>
+        <w:spacing w:after="80"/>
+      </w:pPr>
+      <w:r>
+        <w:rPr>
+          <w:rFonts w:ascii="Arial" w:cs="Arial" w:eastAsia="Arial" w:hAnsi="Arial"/>
+          <w:b/>
+          <w:bCs/>
+          <w:sz w:val="20"/>
+          <w:szCs w:val="20"/>
+        </w:rPr>
+        <w:t xml:space="preserve">Problem 1: </w:t>
+      </w:r>
+      <w:r>
+        <w:rPr>
+          <w:rFonts w:ascii="Arial" w:cs="Arial" w:eastAsia="Arial" w:hAnsi="Arial"/>
+          <w:sz w:val="20"/>
+          <w:szCs w:val="20"/>
+        </w:rPr>
+        <w:t xml:space="preserve">18. (10 pts) Create a Student class with:</w:t>
+      </w:r>
+    </w:p>
+    <w:p>
+      <w:pPr>
+        <w:spacing w:after="80"/>
+      </w:pPr>
+      <w:r>
+        <w:rPr>
+          <w:rFonts w:ascii="Arial" w:cs="Arial" w:eastAsia="Arial" w:hAnsi="Arial"/>
+          <w:b/>
+          <w:bCs/>
+          <w:sz w:val="20"/>
+          <w:szCs w:val="20"/>
+        </w:rPr>
+        <w:t xml:space="preserve">Problem 2: </w:t>
+      </w:r>
+      <w:r>
+        <w:rPr>
+          <w:rFonts w:ascii="Arial" w:cs="Arial" w:eastAsia="Arial" w:hAnsi="Arial"/>
+          <w:sz w:val="20"/>
+          <w:szCs w:val="20"/>
+        </w:rPr>
+        <w:t xml:space="preserve">Attributes: name, _gpa (private), courses (list)</w:t>
+      </w:r>
+    </w:p>
+    <w:p>
+      <w:pPr>
+        <w:spacing w:after="80"/>
+      </w:pPr>
+      <w:r>
+        <w:rPr>
+          <w:rFonts w:ascii="Arial" w:cs="Arial" w:eastAsia="Arial" w:hAnsi="Arial"/>
+          <w:b/>
+          <w:bCs/>
+          <w:sz w:val="20"/>
+          <w:szCs w:val="20"/>
+        </w:rPr>
+        <w:t xml:space="preserve">Problem 3: </w:t>
+      </w:r>
+      <w:r>
+        <w:rPr>
+          <w:rFonts w:ascii="Arial" w:cs="Arial" w:eastAsia="Arial" w:hAnsi="Arial"/>
+          <w:sz w:val="20"/>
+          <w:szCs w:val="20"/>
+        </w:rPr>
+        <w:t xml:space="preserve">@property for gpa with a setter that validates (0.0–4.0 only)</w:t>
+      </w:r>
     </w:p>
     <w:p>
       <w:pPr>
